--- a/Viti-Theo-dossier-pro.docx
+++ b/Viti-Theo-dossier-pro.docx
@@ -1362,6 +1362,7 @@
               <w:ind w:right="175"/>
               <w:jc w:val="both"/>
             </w:pPr>
+            <w:proofErr w:type="gramStart"/>
             <w:r>
               <w:rPr>
                 <w:rFonts w:cs="Calibri"/>
@@ -1369,7 +1370,17 @@
                 <w:sz w:val="20"/>
                 <w:szCs w:val="20"/>
               </w:rPr>
-              <w:t>des résultats de la mise en situation professionnelle complétés, éventuellement, du questionnaire professionnel ou de l’entretien professionnel ou de l’entretien technique ou du questionnement à partir de productions.</w:t>
+              <w:t>des</w:t>
+            </w:r>
+            <w:proofErr w:type="gramEnd"/>
+            <w:r>
+              <w:rPr>
+                <w:rFonts w:cs="Calibri"/>
+                <w:color w:val="404040"/>
+                <w:sz w:val="20"/>
+                <w:szCs w:val="20"/>
+              </w:rPr>
+              <w:t xml:space="preserve"> résultats de la mise en situation professionnelle complétés, éventuellement, du questionnaire professionnel ou de l’entretien professionnel ou de l’entretien technique ou du questionnement à partir de productions.</w:t>
             </w:r>
           </w:p>
           <w:p>
@@ -1384,6 +1395,7 @@
               <w:ind w:right="175"/>
               <w:jc w:val="both"/>
             </w:pPr>
+            <w:proofErr w:type="gramStart"/>
             <w:r>
               <w:rPr>
                 <w:rFonts w:cs="Calibri"/>
@@ -1391,7 +1403,17 @@
                 <w:sz w:val="20"/>
                 <w:szCs w:val="20"/>
               </w:rPr>
-              <w:t xml:space="preserve">du </w:t>
+              <w:t>du</w:t>
+            </w:r>
+            <w:proofErr w:type="gramEnd"/>
+            <w:r>
+              <w:rPr>
+                <w:rFonts w:cs="Calibri"/>
+                <w:color w:val="404040"/>
+                <w:sz w:val="20"/>
+                <w:szCs w:val="20"/>
+              </w:rPr>
+              <w:t xml:space="preserve"> </w:t>
             </w:r>
             <w:r>
               <w:rPr>
@@ -1425,6 +1447,7 @@
               <w:ind w:right="175"/>
               <w:jc w:val="both"/>
             </w:pPr>
+            <w:proofErr w:type="gramStart"/>
             <w:r>
               <w:rPr>
                 <w:rFonts w:cs="Calibri"/>
@@ -1432,7 +1455,17 @@
                 <w:sz w:val="20"/>
                 <w:szCs w:val="20"/>
               </w:rPr>
-              <w:t>des résultats des évaluations passées en cours de formation lorsque le candidat évalué est issu d’un parcours de formation</w:t>
+              <w:t>des</w:t>
+            </w:r>
+            <w:proofErr w:type="gramEnd"/>
+            <w:r>
+              <w:rPr>
+                <w:rFonts w:cs="Calibri"/>
+                <w:color w:val="404040"/>
+                <w:sz w:val="20"/>
+                <w:szCs w:val="20"/>
+              </w:rPr>
+              <w:t xml:space="preserve"> résultats des évaluations passées en cours de formation lorsque le candidat évalué est issu d’un parcours de formation</w:t>
             </w:r>
           </w:p>
           <w:p>
@@ -1447,6 +1480,7 @@
               <w:ind w:right="175"/>
               <w:jc w:val="both"/>
             </w:pPr>
+            <w:proofErr w:type="gramStart"/>
             <w:r>
               <w:rPr>
                 <w:rFonts w:cs="Calibri"/>
@@ -1454,7 +1488,17 @@
                 <w:sz w:val="20"/>
                 <w:szCs w:val="20"/>
               </w:rPr>
-              <w:t>de l’entretien final (dans le cadre de la session titre).</w:t>
+              <w:t>de</w:t>
+            </w:r>
+            <w:proofErr w:type="gramEnd"/>
+            <w:r>
+              <w:rPr>
+                <w:rFonts w:cs="Calibri"/>
+                <w:color w:val="404040"/>
+                <w:sz w:val="20"/>
+                <w:szCs w:val="20"/>
+              </w:rPr>
+              <w:t xml:space="preserve"> l’entretien final (dans le cadre de la session titre).</w:t>
             </w:r>
           </w:p>
           <w:p>
@@ -1523,6 +1567,7 @@
               <w:ind w:right="175"/>
               <w:jc w:val="right"/>
             </w:pPr>
+            <w:proofErr w:type="gramStart"/>
             <w:r>
               <w:rPr>
                 <w:rFonts w:cs="Calibri"/>
@@ -1531,7 +1576,18 @@
                 <w:sz w:val="18"/>
                 <w:szCs w:val="18"/>
               </w:rPr>
-              <w:t>du ministère chargé de l’Emploi]</w:t>
+              <w:t>du</w:t>
+            </w:r>
+            <w:proofErr w:type="gramEnd"/>
+            <w:r>
+              <w:rPr>
+                <w:rFonts w:cs="Calibri"/>
+                <w:i/>
+                <w:color w:val="7F7F7F"/>
+                <w:sz w:val="18"/>
+                <w:szCs w:val="18"/>
+              </w:rPr>
+              <w:t xml:space="preserve"> ministère chargé de l’Emploi]</w:t>
             </w:r>
           </w:p>
           <w:p>
@@ -1611,6 +1667,7 @@
               <w:ind w:right="175"/>
               <w:jc w:val="both"/>
             </w:pPr>
+            <w:proofErr w:type="gramStart"/>
             <w:r>
               <w:rPr>
                 <w:rFonts w:cs="Calibri"/>
@@ -1618,7 +1675,17 @@
                 <w:sz w:val="20"/>
                 <w:szCs w:val="20"/>
               </w:rPr>
-              <w:t>pour chaque activité-type du titre visé, un à trois exemples de pratique professionnelle ;</w:t>
+              <w:t>pour</w:t>
+            </w:r>
+            <w:proofErr w:type="gramEnd"/>
+            <w:r>
+              <w:rPr>
+                <w:rFonts w:cs="Calibri"/>
+                <w:color w:val="404040"/>
+                <w:sz w:val="20"/>
+                <w:szCs w:val="20"/>
+              </w:rPr>
+              <w:t xml:space="preserve"> chaque activité-type du titre visé, un à trois exemples de pratique professionnelle ;</w:t>
             </w:r>
           </w:p>
           <w:p>
@@ -1632,6 +1699,7 @@
               <w:ind w:right="175"/>
               <w:jc w:val="both"/>
             </w:pPr>
+            <w:proofErr w:type="gramStart"/>
             <w:r>
               <w:rPr>
                 <w:rFonts w:cs="Calibri"/>
@@ -1639,7 +1707,17 @@
                 <w:sz w:val="20"/>
                 <w:szCs w:val="20"/>
               </w:rPr>
-              <w:t>un tableau à renseigner si le candidat souhaite porter à la connaissance du jury la détention d’un titre, d’un diplôme, d’un certificat de qualification professionnelle (CQP) ou des attestations de formation ;</w:t>
+              <w:t>un</w:t>
+            </w:r>
+            <w:proofErr w:type="gramEnd"/>
+            <w:r>
+              <w:rPr>
+                <w:rFonts w:cs="Calibri"/>
+                <w:color w:val="404040"/>
+                <w:sz w:val="20"/>
+                <w:szCs w:val="20"/>
+              </w:rPr>
+              <w:t xml:space="preserve"> tableau à renseigner si le candidat souhaite porter à la connaissance du jury la détention d’un titre, d’un diplôme, d’un certificat de qualification professionnelle (CQP) ou des attestations de formation ;</w:t>
             </w:r>
           </w:p>
           <w:p>
@@ -1653,6 +1731,7 @@
               <w:ind w:right="175"/>
               <w:jc w:val="both"/>
             </w:pPr>
+            <w:proofErr w:type="gramStart"/>
             <w:r>
               <w:rPr>
                 <w:rFonts w:cs="Calibri"/>
@@ -1660,7 +1739,17 @@
                 <w:sz w:val="20"/>
                 <w:szCs w:val="20"/>
               </w:rPr>
-              <w:t>une déclaration sur l’honneur à compléter et à signer ;</w:t>
+              <w:t>une</w:t>
+            </w:r>
+            <w:proofErr w:type="gramEnd"/>
+            <w:r>
+              <w:rPr>
+                <w:rFonts w:cs="Calibri"/>
+                <w:color w:val="404040"/>
+                <w:sz w:val="20"/>
+                <w:szCs w:val="20"/>
+              </w:rPr>
+              <w:t xml:space="preserve"> déclaration sur l’honneur à compléter et à signer ;</w:t>
             </w:r>
           </w:p>
           <w:p>
@@ -1674,6 +1763,7 @@
               <w:ind w:right="175"/>
               <w:jc w:val="both"/>
             </w:pPr>
+            <w:proofErr w:type="gramStart"/>
             <w:r>
               <w:rPr>
                 <w:rFonts w:cs="Calibri"/>
@@ -1681,7 +1771,17 @@
                 <w:sz w:val="20"/>
                 <w:szCs w:val="20"/>
               </w:rPr>
-              <w:t>des documents illustrant la pratique professionnelle du candidat (facultatif)</w:t>
+              <w:t>des</w:t>
+            </w:r>
+            <w:proofErr w:type="gramEnd"/>
+            <w:r>
+              <w:rPr>
+                <w:rFonts w:cs="Calibri"/>
+                <w:color w:val="404040"/>
+                <w:sz w:val="20"/>
+                <w:szCs w:val="20"/>
+              </w:rPr>
+              <w:t xml:space="preserve"> documents illustrant la pratique professionnelle du candidat (facultatif)</w:t>
             </w:r>
           </w:p>
           <w:p>
@@ -1695,6 +1795,7 @@
               <w:ind w:right="175"/>
               <w:jc w:val="both"/>
             </w:pPr>
+            <w:proofErr w:type="gramStart"/>
             <w:r>
               <w:rPr>
                 <w:rFonts w:cs="Calibri"/>
@@ -1702,7 +1803,17 @@
                 <w:sz w:val="20"/>
                 <w:szCs w:val="20"/>
               </w:rPr>
-              <w:t>des annexes, si nécessaire.</w:t>
+              <w:t>des</w:t>
+            </w:r>
+            <w:proofErr w:type="gramEnd"/>
+            <w:r>
+              <w:rPr>
+                <w:rFonts w:cs="Calibri"/>
+                <w:color w:val="404040"/>
+                <w:sz w:val="20"/>
+                <w:szCs w:val="20"/>
+              </w:rPr>
+              <w:t xml:space="preserve"> annexes, si nécessaire.</w:t>
             </w:r>
           </w:p>
         </w:tc>
@@ -4758,7 +4869,31 @@
                 <w:sz w:val="24"/>
                 <w:szCs w:val="24"/>
               </w:rPr>
-              <w:t>Dans le cadre de mes projets web et Java, j’ai installé et configuré mon environnement de travail en fonction des besoins techniques des applications que je développe.</w:t>
+              <w:t>Dans le cadre de mes projets web</w:t>
+            </w:r>
+            <w:r>
+              <w:rPr>
+                <w:color w:val="000000"/>
+                <w:sz w:val="24"/>
+                <w:szCs w:val="24"/>
+              </w:rPr>
+              <w:t>,</w:t>
+            </w:r>
+            <w:r>
+              <w:rPr>
+                <w:color w:val="000000"/>
+                <w:sz w:val="24"/>
+                <w:szCs w:val="24"/>
+              </w:rPr>
+              <w:t xml:space="preserve"> j’ai installé et configuré mon environnement de travail en fonction des besoins techniques des applications que je développe</w:t>
+            </w:r>
+            <w:r>
+              <w:rPr>
+                <w:color w:val="000000"/>
+                <w:sz w:val="24"/>
+                <w:szCs w:val="24"/>
+              </w:rPr>
+              <w:t xml:space="preserve"> afin de travailler dans les mêmes conditions que mes collègues.</w:t>
             </w:r>
           </w:p>
           <w:p>
@@ -4782,6 +4917,8 @@
             <w:proofErr w:type="spellStart"/>
             <w:r>
               <w:rPr>
+                <w:b/>
+                <w:bCs/>
                 <w:color w:val="000000"/>
                 <w:sz w:val="24"/>
                 <w:szCs w:val="24"/>
@@ -4791,11 +4928,55 @@
             <w:proofErr w:type="spellEnd"/>
             <w:r>
               <w:rPr>
+                <w:b/>
+                <w:bCs/>
                 <w:color w:val="000000"/>
                 <w:sz w:val="24"/>
                 <w:szCs w:val="24"/>
               </w:rPr>
-              <w:t xml:space="preserve"> IDEA pour les projets Java et Visual Studio Code pour les projets web. En parallèle, j’ai effectué une veille sur les environnements de développement disponibles afin de choisir les outils les plus adaptés. J’ai comparé plusieurs IDE comme VS Code, </w:t>
+              <w:t xml:space="preserve"> IDEA</w:t>
+            </w:r>
+            <w:r>
+              <w:rPr>
+                <w:color w:val="000000"/>
+                <w:sz w:val="24"/>
+                <w:szCs w:val="24"/>
+              </w:rPr>
+              <w:t xml:space="preserve"> pour les projets Java et </w:t>
+            </w:r>
+            <w:r>
+              <w:rPr>
+                <w:b/>
+                <w:bCs/>
+                <w:color w:val="000000"/>
+                <w:sz w:val="24"/>
+                <w:szCs w:val="24"/>
+              </w:rPr>
+              <w:t>Visual Studio Code</w:t>
+            </w:r>
+            <w:r>
+              <w:rPr>
+                <w:color w:val="000000"/>
+                <w:sz w:val="24"/>
+                <w:szCs w:val="24"/>
+              </w:rPr>
+              <w:t xml:space="preserve"> pour </w:t>
+            </w:r>
+            <w:r>
+              <w:rPr>
+                <w:color w:val="000000"/>
+                <w:sz w:val="24"/>
+                <w:szCs w:val="24"/>
+              </w:rPr>
+              <w:t>les autres langages</w:t>
+            </w:r>
+            <w:r>
+              <w:rPr>
+                <w:color w:val="000000"/>
+                <w:sz w:val="24"/>
+                <w:szCs w:val="24"/>
+              </w:rPr>
+              <w:t xml:space="preserve">. En parallèle, j’ai effectué une veille sur les environnements de développement disponibles afin de choisir les outils les plus adaptés. J’ai comparé plusieurs IDE comme VS Code, </w:t>
             </w:r>
             <w:proofErr w:type="spellStart"/>
             <w:r>
@@ -4831,7 +5012,15 @@
                 <w:sz w:val="24"/>
                 <w:szCs w:val="24"/>
               </w:rPr>
-              <w:t xml:space="preserve"> pour les projets Java, notamment pour ses fonctionnalités de </w:t>
+              <w:t xml:space="preserve"> pour les projets Java, notamment pour s</w:t>
+            </w:r>
+            <w:r>
+              <w:rPr>
+                <w:color w:val="000000"/>
+                <w:sz w:val="24"/>
+                <w:szCs w:val="24"/>
+              </w:rPr>
+              <w:t xml:space="preserve">on serveur </w:t>
             </w:r>
             <w:proofErr w:type="spellStart"/>
             <w:r>
@@ -4840,6 +5029,40 @@
                 <w:sz w:val="24"/>
                 <w:szCs w:val="24"/>
               </w:rPr>
+              <w:t>tomcat</w:t>
+            </w:r>
+            <w:proofErr w:type="spellEnd"/>
+            <w:r>
+              <w:rPr>
+                <w:color w:val="000000"/>
+                <w:sz w:val="24"/>
+                <w:szCs w:val="24"/>
+              </w:rPr>
+              <w:t xml:space="preserve"> </w:t>
+            </w:r>
+            <w:r>
+              <w:rPr>
+                <w:color w:val="000000"/>
+                <w:sz w:val="24"/>
+                <w:szCs w:val="24"/>
+              </w:rPr>
+              <w:t xml:space="preserve">(permettant l’exécution d’applications web Java) </w:t>
+            </w:r>
+            <w:r>
+              <w:rPr>
+                <w:color w:val="000000"/>
+                <w:sz w:val="24"/>
+                <w:szCs w:val="24"/>
+              </w:rPr>
+              <w:t xml:space="preserve">fonctionnalités de </w:t>
+            </w:r>
+            <w:proofErr w:type="spellStart"/>
+            <w:r>
+              <w:rPr>
+                <w:color w:val="000000"/>
+                <w:sz w:val="24"/>
+                <w:szCs w:val="24"/>
+              </w:rPr>
               <w:t>debug</w:t>
             </w:r>
             <w:proofErr w:type="spellEnd"/>
@@ -4851,24 +5074,21 @@
               </w:rPr>
               <w:t xml:space="preserve"> avancé, son intégration avec Spring Boot et sa compatibilité avec Maven.</w:t>
             </w:r>
-          </w:p>
-          <w:p>
-            <w:pPr>
-              <w:pStyle w:val="Textbody"/>
-              <w:spacing w:before="120" w:after="283"/>
+            <w:r>
               <w:rPr>
                 <w:color w:val="000000"/>
                 <w:sz w:val="24"/>
                 <w:szCs w:val="24"/>
               </w:rPr>
-            </w:pPr>
+              <w:t xml:space="preserve"> </w:t>
+            </w:r>
             <w:r>
               <w:rPr>
                 <w:color w:val="000000"/>
                 <w:sz w:val="24"/>
                 <w:szCs w:val="24"/>
               </w:rPr>
-              <w:t xml:space="preserve">Pour la création de mes </w:t>
+              <w:t xml:space="preserve">Lorsque je n’utilise pas </w:t>
             </w:r>
             <w:proofErr w:type="spellStart"/>
             <w:r>
@@ -4877,7 +5097,7 @@
                 <w:sz w:val="24"/>
                 <w:szCs w:val="24"/>
               </w:rPr>
-              <w:t>microservices</w:t>
+              <w:t>IntelliJ</w:t>
             </w:r>
             <w:proofErr w:type="spellEnd"/>
             <w:r>
@@ -4886,25 +5106,25 @@
                 <w:sz w:val="24"/>
                 <w:szCs w:val="24"/>
               </w:rPr>
-              <w:t xml:space="preserve"> Spring Boot, j’ai utilisé Spring </w:t>
-            </w:r>
-            <w:proofErr w:type="spellStart"/>
-            <w:r>
-              <w:rPr>
+              <w:t xml:space="preserve"> et que je travaille avec du PHP ou d’autres langages nécessitant un serveur web, j’utilise </w:t>
+            </w:r>
+            <w:r>
+              <w:rPr>
+                <w:b/>
+                <w:bCs/>
                 <w:color w:val="000000"/>
                 <w:sz w:val="24"/>
                 <w:szCs w:val="24"/>
               </w:rPr>
-              <w:t>Initializr</w:t>
-            </w:r>
-            <w:proofErr w:type="spellEnd"/>
+              <w:t xml:space="preserve">WAMP </w:t>
+            </w:r>
             <w:r>
               <w:rPr>
                 <w:color w:val="000000"/>
                 <w:sz w:val="24"/>
                 <w:szCs w:val="24"/>
               </w:rPr>
-              <w:t xml:space="preserve"> afin de générer rapidement des projets structurés avec les dépendances nécessaires. Cela m’a permis de partir sur une base propre et cohérente pour chaque service.</w:t>
+              <w:t>afin de disposer d’un environnement local complet incluant Apache et MySQL.</w:t>
             </w:r>
           </w:p>
           <w:p>
@@ -5125,6 +5345,72 @@
           <w:p>
             <w:pPr>
               <w:pStyle w:val="Textbody"/>
+              <w:spacing w:before="120" w:after="283"/>
+              <w:rPr>
+                <w:color w:val="000000"/>
+                <w:sz w:val="24"/>
+                <w:szCs w:val="24"/>
+              </w:rPr>
+            </w:pPr>
+            <w:r>
+              <w:rPr>
+                <w:color w:val="000000"/>
+                <w:sz w:val="24"/>
+                <w:szCs w:val="24"/>
+              </w:rPr>
+              <w:t xml:space="preserve">Pour la création de mes </w:t>
+            </w:r>
+            <w:proofErr w:type="spellStart"/>
+            <w:r>
+              <w:rPr>
+                <w:color w:val="000000"/>
+                <w:sz w:val="24"/>
+                <w:szCs w:val="24"/>
+              </w:rPr>
+              <w:t>microservices</w:t>
+            </w:r>
+            <w:proofErr w:type="spellEnd"/>
+            <w:r>
+              <w:rPr>
+                <w:color w:val="000000"/>
+                <w:sz w:val="24"/>
+                <w:szCs w:val="24"/>
+              </w:rPr>
+              <w:t xml:space="preserve"> Spring Boot, j’ai utilisé Spring </w:t>
+            </w:r>
+            <w:proofErr w:type="spellStart"/>
+            <w:r>
+              <w:rPr>
+                <w:color w:val="000000"/>
+                <w:sz w:val="24"/>
+                <w:szCs w:val="24"/>
+              </w:rPr>
+              <w:t>Initializr</w:t>
+            </w:r>
+            <w:proofErr w:type="spellEnd"/>
+            <w:r>
+              <w:rPr>
+                <w:color w:val="000000"/>
+                <w:sz w:val="24"/>
+                <w:szCs w:val="24"/>
+              </w:rPr>
+              <w:t xml:space="preserve"> afin de générer rapidement des projets structurés avec les dépendances nécessaires. Cela m’a permis de partir sur une base propre et cohérente pour chaque service.</w:t>
+            </w:r>
+          </w:p>
+          <w:p>
+            <w:pPr>
+              <w:pStyle w:val="Textbody"/>
+              <w:spacing w:before="120" w:after="283" w:line="240" w:lineRule="auto"/>
+              <w:rPr>
+                <w:color w:val="000000"/>
+                <w:sz w:val="24"/>
+                <w:szCs w:val="24"/>
+              </w:rPr>
+            </w:pPr>
+          </w:p>
+          <w:p>
+            <w:pPr>
+              <w:pStyle w:val="Textbody"/>
               <w:spacing w:before="120" w:after="283" w:line="240" w:lineRule="auto"/>
               <w:rPr>
                 <w:color w:val="000000"/>
@@ -5158,7 +5444,6 @@
                 <w:sz w:val="24"/>
                 <w:szCs w:val="24"/>
               </w:rPr>
-              <w:lastRenderedPageBreak/>
               <w:t xml:space="preserve">J’ai initialisé mes projets avec Git en utilisant la commande git init, puis j’ai mis en place le versioning du code à travers des </w:t>
             </w:r>
             <w:proofErr w:type="spellStart"/>
@@ -5198,6 +5483,14 @@
               </w:rPr>
               <w:t xml:space="preserve">J’ai travaillé avec des branches </w:t>
             </w:r>
+            <w:r>
+              <w:rPr>
+                <w:color w:val="000000"/>
+                <w:sz w:val="24"/>
+                <w:szCs w:val="24"/>
+              </w:rPr>
+              <w:t>« </w:t>
+            </w:r>
             <w:proofErr w:type="spellStart"/>
             <w:r>
               <w:rPr>
@@ -5208,6 +5501,14 @@
               <w:t>feature</w:t>
             </w:r>
             <w:proofErr w:type="spellEnd"/>
+            <w:r>
+              <w:rPr>
+                <w:color w:val="000000"/>
+                <w:sz w:val="24"/>
+                <w:szCs w:val="24"/>
+              </w:rPr>
+              <w:t> »</w:t>
+            </w:r>
             <w:r>
               <w:rPr>
                 <w:color w:val="000000"/>
@@ -5333,7 +5634,7 @@
                 <w:szCs w:val="24"/>
               </w:rPr>
               <w:drawing>
-                <wp:anchor distT="0" distB="0" distL="114300" distR="114300" simplePos="0" relativeHeight="251664384" behindDoc="0" locked="0" layoutInCell="1" allowOverlap="1" wp14:anchorId="6C9AC391" wp14:editId="709D8C0D">
+                <wp:anchor distT="0" distB="0" distL="114300" distR="114300" simplePos="0" relativeHeight="251664384" behindDoc="0" locked="0" layoutInCell="1" allowOverlap="1" wp14:anchorId="6C9AC391" wp14:editId="2C07787C">
                   <wp:simplePos x="0" y="0"/>
                   <wp:positionH relativeFrom="column">
                     <wp:posOffset>-1270</wp:posOffset>
@@ -5510,6 +5811,7 @@
                 <w:szCs w:val="24"/>
                 <w:highlight w:val="yellow"/>
               </w:rPr>
+              <w:lastRenderedPageBreak/>
               <w:t>Afin de reconstituer sur son poste de travail un environnement conforme à celui de production, paramétrer des conteneurs pour son environnement de développement et les utiliser pour implémenter les services requis</w:t>
             </w:r>
           </w:p>
@@ -5529,7 +5831,6 @@
                 <w:sz w:val="24"/>
                 <w:szCs w:val="24"/>
               </w:rPr>
-              <w:lastRenderedPageBreak/>
               <w:t xml:space="preserve">Afin de reconstituer sur mon poste de travail un environnement conforme à celui de production, j’utilise </w:t>
             </w:r>
             <w:r>
@@ -5651,16 +5952,36 @@
                 <w:sz w:val="24"/>
                 <w:szCs w:val="24"/>
               </w:rPr>
-              <w:t xml:space="preserve"> déployer localement les mêmes services que ceux présents en production, tels qu’une base de donnée</w:t>
-            </w:r>
+              <w:t xml:space="preserve"> déployer localement les mêmes services que ceux présents en production, tels qu’une base de </w:t>
+            </w:r>
+            <w:proofErr w:type="gramStart"/>
             <w:r>
               <w:rPr>
                 <w:color w:val="000000"/>
                 <w:sz w:val="24"/>
                 <w:szCs w:val="24"/>
               </w:rPr>
-              <w:t>, un micro service</w:t>
-            </w:r>
+              <w:t>donnée</w:t>
+            </w:r>
+            <w:proofErr w:type="gramEnd"/>
+            <w:r>
+              <w:rPr>
+                <w:color w:val="000000"/>
+                <w:sz w:val="24"/>
+                <w:szCs w:val="24"/>
+              </w:rPr>
+              <w:t xml:space="preserve">, un </w:t>
+            </w:r>
+            <w:proofErr w:type="gramStart"/>
+            <w:r>
+              <w:rPr>
+                <w:color w:val="000000"/>
+                <w:sz w:val="24"/>
+                <w:szCs w:val="24"/>
+              </w:rPr>
+              <w:t>micro service</w:t>
+            </w:r>
+            <w:proofErr w:type="gramEnd"/>
             <w:r>
               <w:rPr>
                 <w:color w:val="000000"/>
@@ -5724,8 +6045,13 @@
             <w:pPr>
               <w:pStyle w:val="Lgende"/>
             </w:pPr>
-            <w:r>
-              <w:t>Liste non exhaustives d’images Docker</w:t>
+            <w:proofErr w:type="gramStart"/>
+            <w:r>
+              <w:t>Liste non exhaustives</w:t>
+            </w:r>
+            <w:proofErr w:type="gramEnd"/>
+            <w:r>
+              <w:t xml:space="preserve"> d’images Docker</w:t>
             </w:r>
           </w:p>
           <w:p>
@@ -5775,26 +6101,12 @@
             </w:r>
             <w:r>
               <w:rPr>
-                <w:i w:val="0"/>
-                <w:iCs w:val="0"/>
-              </w:rPr>
-              <w:t>. Après le téléchargement de l’image, je crée un conteneur en configurant les paramètres nécessaires</w:t>
-            </w:r>
-            <w:r>
-              <w:rPr>
-                <w:i w:val="0"/>
-                <w:iCs w:val="0"/>
-              </w:rPr>
-              <w:t xml:space="preserve"> dans mon </w:t>
-            </w:r>
-            <w:r>
-              <w:rPr>
                 <w:b/>
                 <w:bCs/>
                 <w:i w:val="0"/>
                 <w:iCs w:val="0"/>
               </w:rPr>
-              <w:t>docker-</w:t>
+              <w:t xml:space="preserve"> que je tire sur </w:t>
             </w:r>
             <w:proofErr w:type="spellStart"/>
             <w:r>
@@ -5804,7 +6116,7 @@
                 <w:i w:val="0"/>
                 <w:iCs w:val="0"/>
               </w:rPr>
-              <w:t>compose.yml</w:t>
+              <w:t>dockerhub</w:t>
             </w:r>
             <w:proofErr w:type="spellEnd"/>
             <w:r>
@@ -5821,21 +6133,81 @@
                 <w:i w:val="0"/>
                 <w:iCs w:val="0"/>
               </w:rPr>
-              <w:t>tels que les ports, les volumes de persistance et les variables d’environnement. Cette approche facilite le déploiement local des services de données tout en garantissant la cohérence de l’environnement entre les différents postes de développement.</w:t>
-            </w:r>
-          </w:p>
-          <w:p>
-            <w:pPr>
-              <w:pStyle w:val="Lgende"/>
-              <w:rPr>
+              <w:t>(registre public d’images Docker</w:t>
+            </w:r>
+            <w:r>
+              <w:rPr>
+                <w:b/>
+                <w:bCs/>
                 <w:i w:val="0"/>
                 <w:iCs w:val="0"/>
               </w:rPr>
-            </w:pPr>
+              <w:t>)</w:t>
+            </w:r>
             <w:r>
               <w:rPr>
                 <w:i w:val="0"/>
                 <w:iCs w:val="0"/>
+              </w:rPr>
+              <w:t>. Après le téléchargement de l’image, je crée un conteneur en configurant les paramètres nécessaires</w:t>
+            </w:r>
+            <w:r>
+              <w:rPr>
+                <w:i w:val="0"/>
+                <w:iCs w:val="0"/>
+              </w:rPr>
+              <w:t xml:space="preserve"> dans mon </w:t>
+            </w:r>
+            <w:r>
+              <w:rPr>
+                <w:b/>
+                <w:bCs/>
+                <w:i w:val="0"/>
+                <w:iCs w:val="0"/>
+              </w:rPr>
+              <w:t>docker-</w:t>
+            </w:r>
+            <w:proofErr w:type="spellStart"/>
+            <w:r>
+              <w:rPr>
+                <w:b/>
+                <w:bCs/>
+                <w:i w:val="0"/>
+                <w:iCs w:val="0"/>
+              </w:rPr>
+              <w:t>compose.yml</w:t>
+            </w:r>
+            <w:proofErr w:type="spellEnd"/>
+            <w:r>
+              <w:rPr>
+                <w:b/>
+                <w:bCs/>
+                <w:i w:val="0"/>
+                <w:iCs w:val="0"/>
+              </w:rPr>
+              <w:t xml:space="preserve"> </w:t>
+            </w:r>
+            <w:r>
+              <w:rPr>
+                <w:i w:val="0"/>
+                <w:iCs w:val="0"/>
+              </w:rPr>
+              <w:t>tels que les ports, les volumes de persistance et les variables d’environnement. Cette approche facilite le déploiement local des services de données tout en garantissant la cohérence de l’environnement entre les différents postes de développement.</w:t>
+            </w:r>
+          </w:p>
+          <w:p>
+            <w:pPr>
+              <w:pStyle w:val="Lgende"/>
+              <w:rPr>
+                <w:i w:val="0"/>
+                <w:iCs w:val="0"/>
+              </w:rPr>
+            </w:pPr>
+            <w:r>
+              <w:rPr>
+                <w:i w:val="0"/>
+                <w:iCs w:val="0"/>
+                <w:noProof/>
               </w:rPr>
               <w:lastRenderedPageBreak/>
               <w:drawing>
@@ -6281,12 +6653,16 @@
               <w:pStyle w:val="Standard"/>
               <w:spacing w:before="120" w:after="0" w:line="240" w:lineRule="auto"/>
               <w:rPr>
+                <w:b/>
+                <w:bCs/>
                 <w:sz w:val="20"/>
                 <w:szCs w:val="20"/>
               </w:rPr>
             </w:pPr>
             <w:r>
               <w:rPr>
+                <w:b/>
+                <w:bCs/>
                 <w:sz w:val="20"/>
                 <w:szCs w:val="20"/>
               </w:rPr>
@@ -6294,6 +6670,8 @@
             </w:r>
             <w:r>
               <w:rPr>
+                <w:b/>
+                <w:bCs/>
                 <w:sz w:val="20"/>
                 <w:szCs w:val="20"/>
               </w:rPr>
@@ -6363,24 +6741,47 @@
             <w:proofErr w:type="spellEnd"/>
             <w:r>
               <w:rPr>
+                <w:b/>
+                <w:bCs/>
                 <w:sz w:val="20"/>
                 <w:szCs w:val="20"/>
               </w:rPr>
-              <w:t> : https://code.visualstudio.com/</w:t>
+              <w:t> :</w:t>
             </w:r>
             <w:r>
               <w:rPr>
                 <w:sz w:val="20"/>
                 <w:szCs w:val="20"/>
               </w:rPr>
-              <w:br/>
+              <w:t xml:space="preserve"> https://code.visualstudio.com/</w:t>
             </w:r>
             <w:r>
               <w:rPr>
                 <w:sz w:val="20"/>
                 <w:szCs w:val="20"/>
               </w:rPr>
-              <w:t>Maven (</w:t>
+              <w:br/>
+            </w:r>
+            <w:r>
+              <w:rPr>
+                <w:sz w:val="20"/>
+                <w:szCs w:val="20"/>
+              </w:rPr>
+              <w:br/>
+            </w:r>
+            <w:r>
+              <w:rPr>
+                <w:sz w:val="20"/>
+                <w:szCs w:val="20"/>
+              </w:rPr>
+              <w:t>Maven</w:t>
+            </w:r>
+            <w:r>
+              <w:rPr>
+                <w:sz w:val="20"/>
+                <w:szCs w:val="20"/>
+              </w:rPr>
+              <w:t xml:space="preserve"> (</w:t>
             </w:r>
             <w:r>
               <w:rPr>
@@ -6423,12 +6824,79 @@
                 <w:szCs w:val="20"/>
               </w:rPr>
             </w:pPr>
+            <w:proofErr w:type="spellStart"/>
+            <w:r>
+              <w:rPr>
+                <w:sz w:val="20"/>
+                <w:szCs w:val="20"/>
+              </w:rPr>
+              <w:t>Wamp</w:t>
+            </w:r>
+            <w:proofErr w:type="spellEnd"/>
+            <w:r>
+              <w:rPr>
+                <w:sz w:val="20"/>
+                <w:szCs w:val="20"/>
+              </w:rPr>
+              <w:t xml:space="preserve"> pour serveur apache (http) + </w:t>
+            </w:r>
+            <w:proofErr w:type="spellStart"/>
+            <w:r>
+              <w:rPr>
+                <w:sz w:val="20"/>
+                <w:szCs w:val="20"/>
+              </w:rPr>
+              <w:t>mysql</w:t>
+            </w:r>
+            <w:proofErr w:type="spellEnd"/>
+            <w:r>
+              <w:rPr>
+                <w:sz w:val="20"/>
+                <w:szCs w:val="20"/>
+              </w:rPr>
+              <w:t xml:space="preserve"> + </w:t>
+            </w:r>
+            <w:proofErr w:type="spellStart"/>
+            <w:r>
+              <w:rPr>
+                <w:sz w:val="20"/>
+                <w:szCs w:val="20"/>
+              </w:rPr>
+              <w:t>php</w:t>
+            </w:r>
+            <w:proofErr w:type="spellEnd"/>
+            <w:r>
+              <w:rPr>
+                <w:sz w:val="20"/>
+                <w:szCs w:val="20"/>
+              </w:rPr>
+              <w:t xml:space="preserve"> : </w:t>
+            </w:r>
+            <w:r>
+              <w:rPr>
+                <w:sz w:val="20"/>
+                <w:szCs w:val="20"/>
+              </w:rPr>
+              <w:t>https://www.wampserver.com/</w:t>
+            </w:r>
           </w:p>
           <w:p>
             <w:pPr>
               <w:pStyle w:val="Standard"/>
               <w:spacing w:before="120" w:after="0" w:line="240" w:lineRule="auto"/>
               <w:rPr>
+                <w:sz w:val="20"/>
+                <w:szCs w:val="20"/>
+              </w:rPr>
+            </w:pPr>
+          </w:p>
+          <w:p>
+            <w:pPr>
+              <w:pStyle w:val="Standard"/>
+              <w:spacing w:before="120" w:after="0" w:line="240" w:lineRule="auto"/>
+              <w:rPr>
+                <w:b/>
+                <w:bCs/>
                 <w:sz w:val="20"/>
                 <w:szCs w:val="20"/>
                 <w:lang w:val="en-GB"/>
@@ -6436,6 +6904,8 @@
             </w:pPr>
             <w:r>
               <w:rPr>
+                <w:b/>
+                <w:bCs/>
                 <w:sz w:val="20"/>
                 <w:szCs w:val="20"/>
                 <w:lang w:val="en-GB"/>
@@ -6453,13 +6923,23 @@
                 <w:lang w:val="en-GB"/>
               </w:rPr>
             </w:pPr>
+            <w:proofErr w:type="gramStart"/>
             <w:r>
               <w:rPr>
                 <w:sz w:val="20"/>
                 <w:szCs w:val="20"/>
                 <w:lang w:val="en-GB"/>
               </w:rPr>
-              <w:t xml:space="preserve">Git : </w:t>
+              <w:t>Git :</w:t>
+            </w:r>
+            <w:proofErr w:type="gramEnd"/>
+            <w:r>
+              <w:rPr>
+                <w:sz w:val="20"/>
+                <w:szCs w:val="20"/>
+                <w:lang w:val="en-GB"/>
+              </w:rPr>
+              <w:t xml:space="preserve"> </w:t>
             </w:r>
             <w:hyperlink r:id="rId24" w:history="1">
               <w:r>
@@ -6484,6 +6964,7 @@
               </w:rPr>
             </w:pPr>
             <w:proofErr w:type="spellStart"/>
+            <w:proofErr w:type="gramStart"/>
             <w:r>
               <w:rPr>
                 <w:sz w:val="20"/>
@@ -6499,7 +6980,16 @@
                 <w:szCs w:val="20"/>
                 <w:lang w:val="en-GB"/>
               </w:rPr>
-              <w:t xml:space="preserve"> : </w:t>
+              <w:t> :</w:t>
+            </w:r>
+            <w:proofErr w:type="gramEnd"/>
+            <w:r>
+              <w:rPr>
+                <w:sz w:val="20"/>
+                <w:szCs w:val="20"/>
+                <w:lang w:val="en-GB"/>
+              </w:rPr>
+              <w:t xml:space="preserve"> </w:t>
             </w:r>
             <w:hyperlink r:id="rId25" w:history="1">
               <w:r>
@@ -6535,8 +7025,11 @@
               </w:rPr>
             </w:pPr>
             <w:proofErr w:type="spellStart"/>
-            <w:r>
-              <w:rPr>
+            <w:proofErr w:type="gramStart"/>
+            <w:r>
+              <w:rPr>
+                <w:b/>
+                <w:bCs/>
                 <w:sz w:val="20"/>
                 <w:szCs w:val="20"/>
                 <w:lang w:val="en-GB"/>
@@ -6546,30 +7039,54 @@
             <w:proofErr w:type="spellEnd"/>
             <w:r>
               <w:rPr>
+                <w:b/>
+                <w:bCs/>
                 <w:sz w:val="20"/>
                 <w:szCs w:val="20"/>
                 <w:lang w:val="en-GB"/>
               </w:rPr>
-              <w:t xml:space="preserve"> : </w:t>
-            </w:r>
-          </w:p>
-          <w:p>
-            <w:pPr>
-              <w:pStyle w:val="Standard"/>
-              <w:spacing w:before="120" w:after="0" w:line="240" w:lineRule="auto"/>
+              <w:t> </w:t>
+            </w:r>
+            <w:r>
               <w:rPr>
                 <w:sz w:val="20"/>
                 <w:szCs w:val="20"/>
                 <w:lang w:val="en-GB"/>
               </w:rPr>
-            </w:pPr>
+              <w:t>:</w:t>
+            </w:r>
+            <w:proofErr w:type="gramEnd"/>
             <w:r>
               <w:rPr>
                 <w:sz w:val="20"/>
                 <w:szCs w:val="20"/>
                 <w:lang w:val="en-GB"/>
               </w:rPr>
-              <w:t xml:space="preserve">Docker : </w:t>
+              <w:t xml:space="preserve"> </w:t>
+            </w:r>
+          </w:p>
+          <w:p>
+            <w:pPr>
+              <w:pStyle w:val="Standard"/>
+              <w:spacing w:before="120" w:after="0" w:line="240" w:lineRule="auto"/>
+            </w:pPr>
+            <w:proofErr w:type="gramStart"/>
+            <w:r>
+              <w:rPr>
+                <w:sz w:val="20"/>
+                <w:szCs w:val="20"/>
+                <w:lang w:val="en-GB"/>
+              </w:rPr>
+              <w:t>Docker :</w:t>
+            </w:r>
+            <w:proofErr w:type="gramEnd"/>
+            <w:r>
+              <w:rPr>
+                <w:sz w:val="20"/>
+                <w:szCs w:val="20"/>
+                <w:lang w:val="en-GB"/>
+              </w:rPr>
+              <w:t xml:space="preserve"> </w:t>
             </w:r>
             <w:hyperlink r:id="rId26" w:history="1">
               <w:r>
@@ -6590,31 +7107,86 @@
               <w:rPr>
                 <w:sz w:val="20"/>
                 <w:szCs w:val="20"/>
-              </w:rPr>
-            </w:pPr>
-            <w:r>
-              <w:rPr>
+                <w:lang w:val="en-GB"/>
+              </w:rPr>
+            </w:pPr>
+            <w:proofErr w:type="spellStart"/>
+            <w:proofErr w:type="gramStart"/>
+            <w:r>
+              <w:rPr>
+                <w:lang w:val="en-GB"/>
+              </w:rPr>
+              <w:t>Dockerhub</w:t>
+            </w:r>
+            <w:proofErr w:type="spellEnd"/>
+            <w:r>
+              <w:rPr>
+                <w:lang w:val="en-GB"/>
+              </w:rPr>
+              <w:t> :</w:t>
+            </w:r>
+            <w:proofErr w:type="gramEnd"/>
+            <w:r>
+              <w:rPr>
+                <w:lang w:val="en-GB"/>
+              </w:rPr>
+              <w:t xml:space="preserve"> </w:t>
+            </w:r>
+            <w:r>
+              <w:rPr>
+                <w:lang w:val="en-GB"/>
+              </w:rPr>
+              <w:t>https://hub.docker.com/</w:t>
+            </w:r>
+            <w:r>
+              <w:rPr>
+                <w:lang w:val="en-GB"/>
+              </w:rPr>
+              <w:t xml:space="preserve"> </w:t>
+            </w:r>
+          </w:p>
+          <w:p>
+            <w:pPr>
+              <w:pStyle w:val="Standard"/>
+              <w:spacing w:before="120" w:after="0" w:line="240" w:lineRule="auto"/>
+              <w:rPr>
+                <w:b/>
+                <w:bCs/>
                 <w:sz w:val="20"/>
                 <w:szCs w:val="20"/>
               </w:rPr>
-              <w:t xml:space="preserve">Validateur de </w:t>
-            </w:r>
-            <w:r>
-              <w:rPr>
+            </w:pPr>
+            <w:r>
+              <w:rPr>
+                <w:b/>
+                <w:bCs/>
                 <w:sz w:val="20"/>
                 <w:szCs w:val="20"/>
               </w:rPr>
-              <w:t>qualité d</w:t>
-            </w:r>
-            <w:r>
-              <w:rPr>
+              <w:t xml:space="preserve">Validateur de </w:t>
+            </w:r>
+            <w:r>
+              <w:rPr>
+                <w:b/>
+                <w:bCs/>
                 <w:sz w:val="20"/>
                 <w:szCs w:val="20"/>
               </w:rPr>
+              <w:t>qualité d</w:t>
+            </w:r>
+            <w:r>
+              <w:rPr>
+                <w:b/>
+                <w:bCs/>
+                <w:sz w:val="20"/>
+                <w:szCs w:val="20"/>
+              </w:rPr>
               <w:t xml:space="preserve">u </w:t>
             </w:r>
             <w:r>
               <w:rPr>
+                <w:b/>
+                <w:bCs/>
                 <w:sz w:val="20"/>
                 <w:szCs w:val="20"/>
               </w:rPr>
@@ -6773,6 +7345,44 @@
           <w:p>
             <w:pPr>
               <w:pStyle w:val="Standard"/>
+              <w:spacing w:before="120" w:after="0"/>
+              <w:rPr>
+                <w:color w:val="000000"/>
+                <w:sz w:val="24"/>
+                <w:szCs w:val="24"/>
+              </w:rPr>
+            </w:pPr>
+            <w:r>
+              <w:rPr>
+                <w:color w:val="000000"/>
+                <w:sz w:val="24"/>
+                <w:szCs w:val="24"/>
+              </w:rPr>
+              <w:lastRenderedPageBreak/>
+              <w:t xml:space="preserve">Configuration effectuée individuellement au début de la formation à </w:t>
+            </w:r>
+            <w:proofErr w:type="spellStart"/>
+            <w:r>
+              <w:rPr>
+                <w:color w:val="000000"/>
+                <w:sz w:val="24"/>
+                <w:szCs w:val="24"/>
+              </w:rPr>
+              <w:t>LaPlateforme</w:t>
+            </w:r>
+            <w:proofErr w:type="spellEnd"/>
+            <w:r>
+              <w:rPr>
+                <w:color w:val="000000"/>
+                <w:sz w:val="24"/>
+                <w:szCs w:val="24"/>
+              </w:rPr>
+              <w:t>. Les outils ont été sélectionnés de manière identique pour l’ensemble de la promotion afin d’assurer un environnement de travail cohérent entre les apprenants.</w:t>
+            </w:r>
+          </w:p>
+          <w:p>
+            <w:pPr>
+              <w:pStyle w:val="Standard"/>
               <w:spacing w:before="120" w:after="0" w:line="240" w:lineRule="auto"/>
               <w:rPr>
                 <w:color w:val="000000"/>
@@ -6780,31 +7390,6 @@
                 <w:szCs w:val="24"/>
               </w:rPr>
             </w:pPr>
-            <w:r>
-              <w:rPr>
-                <w:color w:val="000000"/>
-                <w:sz w:val="24"/>
-                <w:szCs w:val="24"/>
-              </w:rPr>
-              <w:lastRenderedPageBreak/>
-              <w:t xml:space="preserve">En </w:t>
-            </w:r>
-            <w:r>
-              <w:rPr>
-                <w:color w:val="000000"/>
-                <w:sz w:val="24"/>
-                <w:szCs w:val="24"/>
-              </w:rPr>
-              <w:t>autonomie</w:t>
-            </w:r>
-            <w:r>
-              <w:rPr>
-                <w:color w:val="000000"/>
-                <w:sz w:val="24"/>
-                <w:szCs w:val="24"/>
-              </w:rPr>
-              <w:t xml:space="preserve"> et en équipe</w:t>
-            </w:r>
           </w:p>
         </w:tc>
       </w:tr>
@@ -7177,7 +7762,7 @@
               <w:spacing w:after="0" w:line="240" w:lineRule="auto"/>
             </w:pPr>
             <w:r>
-              <w:t>A compléter</w:t>
+              <w:t>Mise en place de l'environnement de développement</w:t>
             </w:r>
           </w:p>
         </w:tc>
@@ -7289,6 +7874,9 @@
               <w:pStyle w:val="Standard"/>
               <w:spacing w:after="0" w:line="240" w:lineRule="auto"/>
             </w:pPr>
+            <w:r>
+              <w:t>16/06/2025</w:t>
+            </w:r>
           </w:p>
         </w:tc>
         <w:tc>
@@ -7306,6 +7894,7 @@
               <w:pStyle w:val="Standard"/>
               <w:spacing w:after="0" w:line="240" w:lineRule="auto"/>
             </w:pPr>
+            <w:proofErr w:type="gramStart"/>
             <w:r>
               <w:rPr>
                 <w:rFonts w:cs="Calibri"/>
@@ -7314,6 +7903,7 @@
               </w:rPr>
               <w:t>au</w:t>
             </w:r>
+            <w:proofErr w:type="gramEnd"/>
           </w:p>
         </w:tc>
         <w:tc>
@@ -7334,6 +7924,9 @@
               <w:pStyle w:val="Standard"/>
               <w:spacing w:after="0" w:line="240" w:lineRule="auto"/>
             </w:pPr>
+            <w:r>
+              <w:t>18/06/2025</w:t>
+            </w:r>
           </w:p>
         </w:tc>
       </w:tr>
@@ -8120,15 +8713,38 @@
                 <w:sz w:val="24"/>
                 <w:szCs w:val="24"/>
               </w:rPr>
-              <w:t xml:space="preserve"> » j’ai dû, avec mon équipe, maquetter une interface utilisateur web/web mobile. </w:t>
-            </w:r>
-            <w:r>
-              <w:rPr>
-                <w:sz w:val="24"/>
-                <w:szCs w:val="24"/>
-              </w:rPr>
-              <w:t>Il y a des étapes préalables avant sa conception, il y a à définir:</w:t>
-            </w:r>
+              <w:t> »</w:t>
+            </w:r>
+            <w:r>
+              <w:rPr>
+                <w:sz w:val="24"/>
+                <w:szCs w:val="24"/>
+              </w:rPr>
+              <w:t xml:space="preserve"> (plateforme de courts-métrages par IA)</w:t>
+            </w:r>
+            <w:r>
+              <w:rPr>
+                <w:sz w:val="24"/>
+                <w:szCs w:val="24"/>
+              </w:rPr>
+              <w:t xml:space="preserve"> j’ai dû, avec mon équipe, maquetter une interface utilisateur web/web mobile. </w:t>
+            </w:r>
+            <w:r>
+              <w:rPr>
+                <w:sz w:val="24"/>
+                <w:szCs w:val="24"/>
+              </w:rPr>
+              <w:t xml:space="preserve">Il y a des étapes préalables avant sa conception, il y a à </w:t>
+            </w:r>
+            <w:proofErr w:type="gramStart"/>
+            <w:r>
+              <w:rPr>
+                <w:sz w:val="24"/>
+                <w:szCs w:val="24"/>
+              </w:rPr>
+              <w:t>définir:</w:t>
+            </w:r>
+            <w:proofErr w:type="gramEnd"/>
             <w:r>
               <w:rPr>
                 <w:sz w:val="24"/>
@@ -8215,6 +8831,8 @@
             <w:proofErr w:type="spellStart"/>
             <w:r>
               <w:rPr>
+                <w:b/>
+                <w:bCs/>
                 <w:sz w:val="24"/>
                 <w:szCs w:val="24"/>
               </w:rPr>
@@ -8223,10 +8841,19 @@
             <w:proofErr w:type="spellEnd"/>
             <w:r>
               <w:rPr>
-                <w:sz w:val="24"/>
-                <w:szCs w:val="24"/>
-              </w:rPr>
-              <w:t xml:space="preserve"> stories me permettent de définir les besoins, de savoir à qui s’adresse le site et </w:t>
+                <w:b/>
+                <w:bCs/>
+                <w:sz w:val="24"/>
+                <w:szCs w:val="24"/>
+              </w:rPr>
+              <w:t xml:space="preserve"> stories</w:t>
+            </w:r>
+            <w:r>
+              <w:rPr>
+                <w:sz w:val="24"/>
+                <w:szCs w:val="24"/>
+              </w:rPr>
+              <w:t xml:space="preserve"> me permettent de définir les besoins, de savoir à qui s’adresse le site et </w:t>
             </w:r>
             <w:r>
               <w:rPr>
@@ -8237,7 +8864,7 @@
             </w:r>
             <w:r>
               <w:rPr>
-                <w:color w:val="EE0000"/>
+                <w:color w:val="000000" w:themeColor="text1"/>
                 <w:sz w:val="24"/>
                 <w:szCs w:val="24"/>
               </w:rPr>
@@ -8245,7 +8872,7 @@
             </w:r>
             <w:r>
               <w:rPr>
-                <w:color w:val="EE0000"/>
+                <w:color w:val="000000" w:themeColor="text1"/>
                 <w:sz w:val="24"/>
                 <w:szCs w:val="24"/>
               </w:rPr>
@@ -8253,7 +8880,7 @@
             </w:r>
             <w:r>
               <w:rPr>
-                <w:color w:val="EE0000"/>
+                <w:color w:val="000000" w:themeColor="text1"/>
                 <w:sz w:val="24"/>
                 <w:szCs w:val="24"/>
               </w:rPr>
@@ -8261,7 +8888,7 @@
             </w:r>
             <w:r>
               <w:rPr>
-                <w:color w:val="EE0000"/>
+                <w:color w:val="000000" w:themeColor="text1"/>
                 <w:sz w:val="24"/>
                 <w:szCs w:val="24"/>
               </w:rPr>
@@ -8269,7 +8896,7 @@
             </w:r>
             <w:r>
               <w:rPr>
-                <w:color w:val="EE0000"/>
+                <w:color w:val="000000" w:themeColor="text1"/>
                 <w:sz w:val="24"/>
                 <w:szCs w:val="24"/>
               </w:rPr>
@@ -8277,7 +8904,7 @@
             </w:r>
             <w:r>
               <w:rPr>
-                <w:color w:val="EE0000"/>
+                <w:color w:val="000000" w:themeColor="text1"/>
                 <w:sz w:val="24"/>
                 <w:szCs w:val="24"/>
               </w:rPr>
@@ -8285,7 +8912,7 @@
             </w:r>
             <w:r>
               <w:rPr>
-                <w:color w:val="EE0000"/>
+                <w:color w:val="000000" w:themeColor="text1"/>
                 <w:sz w:val="24"/>
                 <w:szCs w:val="24"/>
               </w:rPr>
@@ -8294,7 +8921,7 @@
             <w:proofErr w:type="spellStart"/>
             <w:r>
               <w:rPr>
-                <w:color w:val="EE0000"/>
+                <w:color w:val="000000" w:themeColor="text1"/>
                 <w:sz w:val="24"/>
                 <w:szCs w:val="24"/>
               </w:rPr>
@@ -8303,7 +8930,7 @@
             <w:proofErr w:type="spellEnd"/>
             <w:r>
               <w:rPr>
-                <w:color w:val="EE0000"/>
+                <w:color w:val="000000" w:themeColor="text1"/>
                 <w:sz w:val="24"/>
                 <w:szCs w:val="24"/>
               </w:rPr>
@@ -8311,7 +8938,7 @@
             </w:r>
             <w:r>
               <w:rPr>
-                <w:color w:val="EE0000"/>
+                <w:color w:val="000000" w:themeColor="text1"/>
                 <w:sz w:val="24"/>
                 <w:szCs w:val="24"/>
               </w:rPr>
@@ -8319,7 +8946,7 @@
             </w:r>
             <w:r>
               <w:rPr>
-                <w:color w:val="EE0000"/>
+                <w:color w:val="000000" w:themeColor="text1"/>
                 <w:sz w:val="24"/>
                 <w:szCs w:val="24"/>
               </w:rPr>
@@ -8327,7 +8954,7 @@
             </w:r>
             <w:r>
               <w:rPr>
-                <w:color w:val="EE0000"/>
+                <w:color w:val="000000" w:themeColor="text1"/>
                 <w:sz w:val="24"/>
                 <w:szCs w:val="24"/>
               </w:rPr>
@@ -8335,7 +8962,7 @@
             </w:r>
             <w:r>
               <w:rPr>
-                <w:color w:val="EE0000"/>
+                <w:color w:val="000000" w:themeColor="text1"/>
                 <w:sz w:val="24"/>
                 <w:szCs w:val="24"/>
               </w:rPr>
@@ -8367,10 +8994,19 @@
             </w:r>
             <w:r>
               <w:rPr>
-                <w:sz w:val="24"/>
-                <w:szCs w:val="24"/>
-              </w:rPr>
-              <w:t xml:space="preserve">cahier des charges, celui-ci place des contraintes contractuelles, des règles, des fonctionnalités obligatoires pour le MVP (minimum viable </w:t>
+                <w:b/>
+                <w:bCs/>
+                <w:sz w:val="24"/>
+                <w:szCs w:val="24"/>
+              </w:rPr>
+              <w:t>cahier des charges</w:t>
+            </w:r>
+            <w:r>
+              <w:rPr>
+                <w:sz w:val="24"/>
+                <w:szCs w:val="24"/>
+              </w:rPr>
+              <w:t xml:space="preserve">, celui-ci place des contraintes contractuelles, des règles, des fonctionnalités obligatoires pour le MVP (minimum viable </w:t>
             </w:r>
             <w:proofErr w:type="spellStart"/>
             <w:r>
@@ -8478,7 +9114,21 @@
                 <w:sz w:val="24"/>
                 <w:szCs w:val="24"/>
               </w:rPr>
-              <w:t xml:space="preserve"> et #TODO</w:t>
+              <w:t xml:space="preserve">. Une fois défini, cela me permet de réaliser : </w:t>
+            </w:r>
+            <w:r>
+              <w:rPr>
+                <w:sz w:val="24"/>
+                <w:szCs w:val="24"/>
+              </w:rPr>
+              <w:t>le zoning, wireframe et</w:t>
+            </w:r>
+            <w:r>
+              <w:rPr>
+                <w:sz w:val="24"/>
+                <w:szCs w:val="24"/>
+              </w:rPr>
+              <w:t xml:space="preserve"> maquette.</w:t>
             </w:r>
           </w:p>
           <w:p>
@@ -8495,7 +9145,134 @@
                 <w:sz w:val="24"/>
                 <w:szCs w:val="24"/>
               </w:rPr>
-              <w:t>Toutes ces pré étapes permettent de réaliser la maquette.</w:t>
+              <w:t xml:space="preserve">Pour </w:t>
+            </w:r>
+            <w:r>
+              <w:rPr>
+                <w:sz w:val="24"/>
+                <w:szCs w:val="24"/>
+              </w:rPr>
+              <w:t>cela</w:t>
+            </w:r>
+            <w:r>
+              <w:rPr>
+                <w:sz w:val="24"/>
+                <w:szCs w:val="24"/>
+              </w:rPr>
+              <w:t xml:space="preserve"> j’ai utilisé</w:t>
+            </w:r>
+            <w:r>
+              <w:rPr>
+                <w:sz w:val="24"/>
+                <w:szCs w:val="24"/>
+              </w:rPr>
+              <w:t xml:space="preserve"> </w:t>
+            </w:r>
+            <w:proofErr w:type="spellStart"/>
+            <w:r>
+              <w:rPr>
+                <w:sz w:val="24"/>
+                <w:szCs w:val="24"/>
+              </w:rPr>
+              <w:t>Figma</w:t>
+            </w:r>
+            <w:proofErr w:type="spellEnd"/>
+            <w:r>
+              <w:rPr>
+                <w:sz w:val="24"/>
+                <w:szCs w:val="24"/>
+              </w:rPr>
+              <w:t xml:space="preserve"> </w:t>
+            </w:r>
+            <w:r>
+              <w:rPr>
+                <w:sz w:val="24"/>
+                <w:szCs w:val="24"/>
+              </w:rPr>
+              <w:t>dans une</w:t>
+            </w:r>
+            <w:r>
+              <w:rPr>
+                <w:sz w:val="24"/>
+                <w:szCs w:val="24"/>
+              </w:rPr>
+              <w:t xml:space="preserve"> </w:t>
+            </w:r>
+            <w:r>
+              <w:rPr>
+                <w:sz w:val="24"/>
+                <w:szCs w:val="24"/>
+              </w:rPr>
+              <w:t>équipe de 5</w:t>
+            </w:r>
+            <w:r>
+              <w:rPr>
+                <w:sz w:val="24"/>
+                <w:szCs w:val="24"/>
+              </w:rPr>
+              <w:t xml:space="preserve"> dans le cadre </w:t>
+            </w:r>
+            <w:r>
+              <w:rPr>
+                <w:sz w:val="24"/>
+                <w:szCs w:val="24"/>
+              </w:rPr>
+              <w:t>de ce projet.</w:t>
+            </w:r>
+            <w:r>
+              <w:rPr>
+                <w:sz w:val="24"/>
+                <w:szCs w:val="24"/>
+              </w:rPr>
+              <w:t xml:space="preserve"> Bien qu’il existe des alternatives tel que Sketch, Adobe XD ou </w:t>
+            </w:r>
+            <w:proofErr w:type="spellStart"/>
+            <w:r>
+              <w:rPr>
+                <w:sz w:val="24"/>
+                <w:szCs w:val="24"/>
+              </w:rPr>
+              <w:t>PenPot</w:t>
+            </w:r>
+            <w:proofErr w:type="spellEnd"/>
+            <w:r>
+              <w:rPr>
+                <w:sz w:val="24"/>
+                <w:szCs w:val="24"/>
+              </w:rPr>
+              <w:t xml:space="preserve">, </w:t>
+            </w:r>
+            <w:proofErr w:type="spellStart"/>
+            <w:r>
+              <w:rPr>
+                <w:sz w:val="24"/>
+                <w:szCs w:val="24"/>
+              </w:rPr>
+              <w:t>Figma</w:t>
+            </w:r>
+            <w:proofErr w:type="spellEnd"/>
+            <w:r>
+              <w:rPr>
+                <w:sz w:val="24"/>
+                <w:szCs w:val="24"/>
+              </w:rPr>
+              <w:t xml:space="preserve"> propose une facilité d’accès, une collaboration en direct, des assets publics gratuits ainsi que d’autres </w:t>
+            </w:r>
+            <w:proofErr w:type="spellStart"/>
+            <w:r>
+              <w:rPr>
+                <w:sz w:val="24"/>
+                <w:szCs w:val="24"/>
+              </w:rPr>
+              <w:t>features</w:t>
+            </w:r>
+            <w:proofErr w:type="spellEnd"/>
+            <w:r>
+              <w:rPr>
+                <w:sz w:val="24"/>
+                <w:szCs w:val="24"/>
+              </w:rPr>
+              <w:t xml:space="preserve"> utiles.</w:t>
             </w:r>
           </w:p>
           <w:p>
@@ -8511,15 +9288,162 @@
               <w:rPr>
                 <w:sz w:val="24"/>
                 <w:szCs w:val="24"/>
-              </w:rPr>
-              <w:t>Pour réaliser l</w:t>
-            </w:r>
-            <w:r>
-              <w:rPr>
-                <w:sz w:val="24"/>
-                <w:szCs w:val="24"/>
-              </w:rPr>
-              <w:t>a maquette de ce que sera le visuel frontend j’ai utilisé</w:t>
+                <w:highlight w:val="yellow"/>
+              </w:rPr>
+              <w:lastRenderedPageBreak/>
+              <w:t>Respecter la charte graphique de l’entreprise.</w:t>
+            </w:r>
+          </w:p>
+          <w:p>
+            <w:pPr>
+              <w:pStyle w:val="Standard"/>
+              <w:spacing w:before="120" w:after="0" w:line="240" w:lineRule="auto"/>
+              <w:rPr>
+                <w:sz w:val="24"/>
+                <w:szCs w:val="24"/>
+              </w:rPr>
+            </w:pPr>
+            <w:r>
+              <w:rPr>
+                <w:sz w:val="24"/>
+                <w:szCs w:val="24"/>
+                <w:highlight w:val="yellow"/>
+              </w:rPr>
+              <w:t>Tenir compte des exigences de sécurisation et de l’expérience utilisateur, y compris de l’utilisateur en situation de handicap</w:t>
+            </w:r>
+          </w:p>
+          <w:p>
+            <w:pPr>
+              <w:pStyle w:val="Standard"/>
+              <w:spacing w:before="120" w:after="0" w:line="240" w:lineRule="auto"/>
+              <w:rPr>
+                <w:sz w:val="24"/>
+                <w:szCs w:val="24"/>
+              </w:rPr>
+            </w:pPr>
+            <w:r>
+              <w:rPr>
+                <w:sz w:val="24"/>
+                <w:szCs w:val="24"/>
+                <w:highlight w:val="yellow"/>
+              </w:rPr>
+              <w:t>Tenir compte du type d’utilisation de l’interface utilisateur, y compris pour les équipements mobiles.</w:t>
+            </w:r>
+          </w:p>
+          <w:p>
+            <w:pPr>
+              <w:pStyle w:val="Standard"/>
+              <w:spacing w:before="120" w:after="0" w:line="240" w:lineRule="auto"/>
+              <w:rPr>
+                <w:sz w:val="24"/>
+                <w:szCs w:val="24"/>
+              </w:rPr>
+            </w:pPr>
+          </w:p>
+          <w:p>
+            <w:pPr>
+              <w:pStyle w:val="Standard"/>
+              <w:spacing w:before="120" w:after="0"/>
+              <w:rPr>
+                <w:sz w:val="24"/>
+                <w:szCs w:val="24"/>
+              </w:rPr>
+            </w:pPr>
+            <w:r>
+              <w:rPr>
+                <w:sz w:val="24"/>
+                <w:szCs w:val="24"/>
+              </w:rPr>
+              <w:t>Tout en ouvrant le logiciel, je garde en mémoire de respect</w:t>
+            </w:r>
+            <w:r>
+              <w:rPr>
+                <w:sz w:val="24"/>
+                <w:szCs w:val="24"/>
+              </w:rPr>
+              <w:t>e</w:t>
+            </w:r>
+            <w:r>
+              <w:rPr>
+                <w:sz w:val="24"/>
+                <w:szCs w:val="24"/>
+              </w:rPr>
+              <w:t>r</w:t>
+            </w:r>
+            <w:r>
+              <w:rPr>
+                <w:sz w:val="24"/>
+                <w:szCs w:val="24"/>
+              </w:rPr>
+              <w:t xml:space="preserve"> la législation en vigueur, notamment les normes d’accessibilité (WCAG</w:t>
+            </w:r>
+            <w:proofErr w:type="gramStart"/>
+            <w:r>
+              <w:rPr>
+                <w:sz w:val="24"/>
+                <w:szCs w:val="24"/>
+              </w:rPr>
+              <w:t> :</w:t>
+            </w:r>
+            <w:r>
+              <w:rPr>
+                <w:sz w:val="24"/>
+                <w:szCs w:val="24"/>
+              </w:rPr>
+              <w:t>Web</w:t>
+            </w:r>
+            <w:proofErr w:type="gramEnd"/>
+            <w:r>
+              <w:rPr>
+                <w:sz w:val="24"/>
+                <w:szCs w:val="24"/>
+              </w:rPr>
+              <w:t xml:space="preserve"> Content </w:t>
+            </w:r>
+            <w:proofErr w:type="spellStart"/>
+            <w:r>
+              <w:rPr>
+                <w:sz w:val="24"/>
+                <w:szCs w:val="24"/>
+              </w:rPr>
+              <w:t>Accessibility</w:t>
+            </w:r>
+            <w:proofErr w:type="spellEnd"/>
+            <w:r>
+              <w:rPr>
+                <w:sz w:val="24"/>
+                <w:szCs w:val="24"/>
+              </w:rPr>
+              <w:t xml:space="preserve"> Guidelines</w:t>
+            </w:r>
+            <w:r>
+              <w:rPr>
+                <w:sz w:val="24"/>
+                <w:szCs w:val="24"/>
+              </w:rPr>
+              <w:t xml:space="preserve"> et RGAA</w:t>
+            </w:r>
+            <w:r>
+              <w:rPr>
+                <w:sz w:val="24"/>
+                <w:szCs w:val="24"/>
+              </w:rPr>
+              <w:t> :</w:t>
+            </w:r>
+            <w:r>
+              <w:rPr>
+                <w:sz w:val="24"/>
+                <w:szCs w:val="24"/>
+              </w:rPr>
+              <w:t xml:space="preserve"> Référentiel général </w:t>
+            </w:r>
+            <w:proofErr w:type="gramStart"/>
+            <w:r>
+              <w:rPr>
+                <w:sz w:val="24"/>
+                <w:szCs w:val="24"/>
+              </w:rPr>
+              <w:t xml:space="preserve">d’amélioration </w:t>
             </w:r>
             <w:r>
               <w:rPr>
@@ -8528,13 +9452,150 @@
               </w:rPr>
               <w:t xml:space="preserve"> </w:t>
             </w:r>
+            <w:r>
+              <w:rPr>
+                <w:sz w:val="24"/>
+                <w:szCs w:val="24"/>
+              </w:rPr>
+              <w:t>de</w:t>
+            </w:r>
+            <w:proofErr w:type="gramEnd"/>
+            <w:r>
+              <w:rPr>
+                <w:sz w:val="24"/>
+                <w:szCs w:val="24"/>
+              </w:rPr>
+              <w:t xml:space="preserve"> l’accessibilité</w:t>
+            </w:r>
+            <w:r>
+              <w:rPr>
+                <w:sz w:val="24"/>
+                <w:szCs w:val="24"/>
+              </w:rPr>
+              <w:t>) afin de garantir une interface utilisable par tous les utilisateurs, y compris en situation de handicap (navigation clavier, contrastes suffisants, alternatives textuelles aux images, structure sémantique cohérente).</w:t>
+            </w:r>
+          </w:p>
+          <w:p>
+            <w:pPr>
+              <w:pStyle w:val="Standard"/>
+              <w:spacing w:before="120" w:after="0"/>
+              <w:rPr>
+                <w:sz w:val="24"/>
+                <w:szCs w:val="24"/>
+              </w:rPr>
+            </w:pPr>
+            <w:r>
+              <w:rPr>
+                <w:sz w:val="24"/>
+                <w:szCs w:val="24"/>
+              </w:rPr>
+              <w:t>Je prends</w:t>
+            </w:r>
+            <w:r>
+              <w:rPr>
+                <w:sz w:val="24"/>
+                <w:szCs w:val="24"/>
+              </w:rPr>
+              <w:t xml:space="preserve"> </w:t>
+            </w:r>
+            <w:r>
+              <w:rPr>
+                <w:sz w:val="24"/>
+                <w:szCs w:val="24"/>
+              </w:rPr>
+              <w:t xml:space="preserve">également </w:t>
+            </w:r>
+            <w:r>
+              <w:rPr>
+                <w:sz w:val="24"/>
+                <w:szCs w:val="24"/>
+              </w:rPr>
+              <w:t>en compte les obligations liées au RGPD, en limitant la collecte de données personnelles, en prévoyant une information claire des utilisateurs (cookies, finalité des données) ainsi que les pages obligatoires telles que les mentions légales, la politique de confidentialité et une page de contact accessible.</w:t>
+            </w:r>
+          </w:p>
+          <w:p>
+            <w:pPr>
+              <w:pStyle w:val="Standard"/>
+              <w:spacing w:before="120" w:after="0"/>
+              <w:rPr>
+                <w:sz w:val="24"/>
+                <w:szCs w:val="24"/>
+              </w:rPr>
+            </w:pPr>
+            <w:r>
+              <w:rPr>
+                <w:sz w:val="24"/>
+                <w:szCs w:val="24"/>
+              </w:rPr>
+              <w:t>Et finalement, j’i</w:t>
+            </w:r>
+            <w:r>
+              <w:rPr>
+                <w:sz w:val="24"/>
+                <w:szCs w:val="24"/>
+              </w:rPr>
+              <w:t>dentifie dès la conception les besoins d’éco-conception afin de réduire l’impact environnemental de l’interface (simplification des écrans, limitation des ressources lourdes, optimisation des images et des requêtes, sobriété des fonctionnalités).</w:t>
+            </w:r>
+          </w:p>
+          <w:p>
+            <w:pPr>
+              <w:pStyle w:val="Standard"/>
+              <w:spacing w:before="120" w:after="0" w:line="240" w:lineRule="auto"/>
+              <w:rPr>
+                <w:sz w:val="24"/>
+                <w:szCs w:val="24"/>
+              </w:rPr>
+            </w:pPr>
+          </w:p>
+          <w:p>
+            <w:pPr>
+              <w:pStyle w:val="Standard"/>
+              <w:spacing w:before="120" w:after="0" w:line="240" w:lineRule="auto"/>
+              <w:rPr>
+                <w:sz w:val="24"/>
+                <w:szCs w:val="24"/>
+              </w:rPr>
+            </w:pPr>
+            <w:r>
+              <w:rPr>
+                <w:b/>
+                <w:bCs/>
+                <w:sz w:val="24"/>
+                <w:szCs w:val="24"/>
+              </w:rPr>
+              <w:t>Zoning</w:t>
+            </w:r>
+            <w:r>
+              <w:rPr>
+                <w:sz w:val="24"/>
+                <w:szCs w:val="24"/>
+              </w:rPr>
+              <w:t xml:space="preserve"> :</w:t>
+            </w:r>
+          </w:p>
+          <w:p>
+            <w:pPr>
+              <w:pStyle w:val="Standard"/>
+              <w:spacing w:before="120" w:after="0" w:line="240" w:lineRule="auto"/>
+              <w:rPr>
+                <w:sz w:val="24"/>
+                <w:szCs w:val="24"/>
+              </w:rPr>
+            </w:pPr>
+            <w:r>
+              <w:rPr>
+                <w:sz w:val="24"/>
+                <w:szCs w:val="24"/>
+              </w:rPr>
+              <w:t xml:space="preserve"> Le zoning est la première étape de la conception. Il s'agit de découper la page en grandes zones fonctionnelles (header, contenu principal, sidebar, </w:t>
+            </w:r>
             <w:proofErr w:type="spellStart"/>
             <w:r>
               <w:rPr>
                 <w:sz w:val="24"/>
                 <w:szCs w:val="24"/>
               </w:rPr>
-              <w:t>Figma</w:t>
+              <w:t>footer</w:t>
             </w:r>
             <w:proofErr w:type="spellEnd"/>
             <w:r>
@@ -8542,134 +9603,7 @@
                 <w:sz w:val="24"/>
                 <w:szCs w:val="24"/>
               </w:rPr>
-              <w:t xml:space="preserve"> </w:t>
-            </w:r>
-            <w:r>
-              <w:rPr>
-                <w:sz w:val="24"/>
-                <w:szCs w:val="24"/>
-              </w:rPr>
-              <w:t>dans une</w:t>
-            </w:r>
-            <w:r>
-              <w:rPr>
-                <w:sz w:val="24"/>
-                <w:szCs w:val="24"/>
-              </w:rPr>
-              <w:t xml:space="preserve"> </w:t>
-            </w:r>
-            <w:r>
-              <w:rPr>
-                <w:sz w:val="24"/>
-                <w:szCs w:val="24"/>
-              </w:rPr>
-              <w:t>équipe de 5</w:t>
-            </w:r>
-            <w:r>
-              <w:rPr>
-                <w:sz w:val="24"/>
-                <w:szCs w:val="24"/>
-              </w:rPr>
-              <w:t xml:space="preserve"> dans le cadre d</w:t>
-            </w:r>
-            <w:r>
-              <w:rPr>
-                <w:sz w:val="24"/>
-                <w:szCs w:val="24"/>
-              </w:rPr>
-              <w:t>u</w:t>
-            </w:r>
-            <w:r>
-              <w:rPr>
-                <w:sz w:val="24"/>
-                <w:szCs w:val="24"/>
-              </w:rPr>
-              <w:t xml:space="preserve"> projet d’atelier</w:t>
-            </w:r>
-            <w:r>
-              <w:rPr>
-                <w:sz w:val="24"/>
-                <w:szCs w:val="24"/>
-              </w:rPr>
-              <w:t xml:space="preserve">/intérim </w:t>
-            </w:r>
-            <w:r>
-              <w:rPr>
-                <w:sz w:val="24"/>
-                <w:szCs w:val="24"/>
-              </w:rPr>
-              <w:t>« </w:t>
-            </w:r>
-            <w:proofErr w:type="spellStart"/>
-            <w:r>
-              <w:rPr>
-                <w:sz w:val="24"/>
-                <w:szCs w:val="24"/>
-              </w:rPr>
-              <w:t>MarsAi</w:t>
-            </w:r>
-            <w:proofErr w:type="spellEnd"/>
-            <w:r>
-              <w:rPr>
-                <w:sz w:val="24"/>
-                <w:szCs w:val="24"/>
-              </w:rPr>
-              <w:t> »</w:t>
-            </w:r>
-            <w:r>
-              <w:rPr>
-                <w:sz w:val="24"/>
-                <w:szCs w:val="24"/>
-              </w:rPr>
-              <w:t xml:space="preserve">. Bien qu’il existe des alternatives tel que Sketch, Adobe XD ou </w:t>
-            </w:r>
-            <w:proofErr w:type="spellStart"/>
-            <w:r>
-              <w:rPr>
-                <w:sz w:val="24"/>
-                <w:szCs w:val="24"/>
-              </w:rPr>
-              <w:t>PenPot</w:t>
-            </w:r>
-            <w:proofErr w:type="spellEnd"/>
-            <w:r>
-              <w:rPr>
-                <w:sz w:val="24"/>
-                <w:szCs w:val="24"/>
-              </w:rPr>
-              <w:t xml:space="preserve">, </w:t>
-            </w:r>
-            <w:proofErr w:type="spellStart"/>
-            <w:r>
-              <w:rPr>
-                <w:sz w:val="24"/>
-                <w:szCs w:val="24"/>
-              </w:rPr>
-              <w:t>Figma</w:t>
-            </w:r>
-            <w:proofErr w:type="spellEnd"/>
-            <w:r>
-              <w:rPr>
-                <w:sz w:val="24"/>
-                <w:szCs w:val="24"/>
-              </w:rPr>
-              <w:t xml:space="preserve"> propose une facilité d’accès, une collaboration en direct, des assets publics gratuits ainsi que d’autres </w:t>
-            </w:r>
-            <w:proofErr w:type="spellStart"/>
-            <w:r>
-              <w:rPr>
-                <w:sz w:val="24"/>
-                <w:szCs w:val="24"/>
-              </w:rPr>
-              <w:t>features</w:t>
-            </w:r>
-            <w:proofErr w:type="spellEnd"/>
-            <w:r>
-              <w:rPr>
-                <w:sz w:val="24"/>
-                <w:szCs w:val="24"/>
-              </w:rPr>
-              <w:t xml:space="preserve"> utiles.</w:t>
+              <w:t>) sans se préoccuper du détail visuel. Cela permet de définir rapidement la structure et la hiérarchie de l'information.</w:t>
             </w:r>
           </w:p>
           <w:p>
@@ -8681,120 +9615,25 @@
                 <w:szCs w:val="24"/>
               </w:rPr>
             </w:pPr>
-            <w:r>
-              <w:rPr>
+          </w:p>
+          <w:p>
+            <w:pPr>
+              <w:pStyle w:val="Standard"/>
+              <w:spacing w:before="120" w:after="0" w:line="240" w:lineRule="auto"/>
+              <w:rPr>
+                <w:sz w:val="24"/>
+                <w:szCs w:val="24"/>
+              </w:rPr>
+            </w:pPr>
+            <w:r>
+              <w:rPr>
+                <w:b/>
+                <w:bCs/>
+                <w:noProof/>
                 <w:sz w:val="24"/>
                 <w:szCs w:val="24"/>
               </w:rPr>
               <w:lastRenderedPageBreak/>
-              <w:t xml:space="preserve">L’objectif étant d’apporter un wireframe, maquette et </w:t>
-            </w:r>
-            <w:proofErr w:type="spellStart"/>
-            <w:r>
-              <w:rPr>
-                <w:sz w:val="24"/>
-                <w:szCs w:val="24"/>
-              </w:rPr>
-              <w:t>propotype</w:t>
-            </w:r>
-            <w:proofErr w:type="spellEnd"/>
-            <w:r>
-              <w:rPr>
-                <w:sz w:val="24"/>
-                <w:szCs w:val="24"/>
-              </w:rPr>
-              <w:t>, en lien avec le cahier des charges.</w:t>
-            </w:r>
-          </w:p>
-          <w:p>
-            <w:pPr>
-              <w:pStyle w:val="Standard"/>
-              <w:spacing w:before="120" w:after="0" w:line="240" w:lineRule="auto"/>
-              <w:rPr>
-                <w:sz w:val="24"/>
-                <w:szCs w:val="24"/>
-              </w:rPr>
-            </w:pPr>
-            <w:r>
-              <w:rPr>
-                <w:sz w:val="24"/>
-                <w:szCs w:val="24"/>
-                <w:highlight w:val="yellow"/>
-              </w:rPr>
-              <w:t>Respecter la charte graphique de l’entreprise.</w:t>
-            </w:r>
-          </w:p>
-          <w:p>
-            <w:pPr>
-              <w:pStyle w:val="Standard"/>
-              <w:spacing w:before="120" w:after="0" w:line="240" w:lineRule="auto"/>
-              <w:rPr>
-                <w:sz w:val="24"/>
-                <w:szCs w:val="24"/>
-              </w:rPr>
-            </w:pPr>
-            <w:r>
-              <w:rPr>
-                <w:sz w:val="24"/>
-                <w:szCs w:val="24"/>
-                <w:highlight w:val="yellow"/>
-              </w:rPr>
-              <w:t>Tenir compte des exigences de sécurisation et de l’expérience utilisateur, y compris de l’utilisateur en situation de handicap</w:t>
-            </w:r>
-          </w:p>
-          <w:p>
-            <w:pPr>
-              <w:pStyle w:val="Standard"/>
-              <w:spacing w:before="120" w:after="0" w:line="240" w:lineRule="auto"/>
-              <w:rPr>
-                <w:sz w:val="24"/>
-                <w:szCs w:val="24"/>
-              </w:rPr>
-            </w:pPr>
-            <w:r>
-              <w:rPr>
-                <w:sz w:val="24"/>
-                <w:szCs w:val="24"/>
-                <w:highlight w:val="yellow"/>
-              </w:rPr>
-              <w:t>Tenir compte du type d’utilisation de l’interface utilisateur, y compris pour les équipements mobiles.</w:t>
-            </w:r>
-          </w:p>
-          <w:p>
-            <w:pPr>
-              <w:pStyle w:val="Standard"/>
-              <w:spacing w:before="120" w:after="0" w:line="240" w:lineRule="auto"/>
-              <w:rPr>
-                <w:sz w:val="24"/>
-                <w:szCs w:val="24"/>
-              </w:rPr>
-            </w:pPr>
-          </w:p>
-          <w:p>
-            <w:pPr>
-              <w:pStyle w:val="Standard"/>
-              <w:spacing w:before="120" w:after="0" w:line="240" w:lineRule="auto"/>
-              <w:rPr>
-                <w:sz w:val="24"/>
-                <w:szCs w:val="24"/>
-              </w:rPr>
-            </w:pPr>
-          </w:p>
-          <w:p>
-            <w:pPr>
-              <w:pStyle w:val="Standard"/>
-              <w:spacing w:before="120" w:after="0" w:line="240" w:lineRule="auto"/>
-              <w:rPr>
-                <w:sz w:val="24"/>
-                <w:szCs w:val="24"/>
-              </w:rPr>
-            </w:pPr>
-            <w:r>
-              <w:rPr>
-                <w:noProof/>
-                <w:sz w:val="24"/>
-                <w:szCs w:val="24"/>
-              </w:rPr>
               <w:drawing>
                 <wp:anchor distT="0" distB="0" distL="114300" distR="114300" simplePos="0" relativeHeight="251658240" behindDoc="1" locked="0" layoutInCell="1" allowOverlap="1" wp14:anchorId="413C0A3F" wp14:editId="546AD6EC">
                   <wp:simplePos x="0" y="0"/>
@@ -8859,12 +9698,23 @@
                 </wp:anchor>
               </w:drawing>
             </w:r>
-            <w:r>
-              <w:rPr>
-                <w:sz w:val="24"/>
-                <w:szCs w:val="24"/>
-              </w:rPr>
-              <w:t>Pour le wireframe :</w:t>
+            <w:proofErr w:type="gramStart"/>
+            <w:r>
+              <w:rPr>
+                <w:b/>
+                <w:bCs/>
+                <w:sz w:val="24"/>
+                <w:szCs w:val="24"/>
+              </w:rPr>
+              <w:t>wireframe</w:t>
+            </w:r>
+            <w:proofErr w:type="gramEnd"/>
+            <w:r>
+              <w:rPr>
+                <w:sz w:val="24"/>
+                <w:szCs w:val="24"/>
+              </w:rPr>
+              <w:t> :</w:t>
             </w:r>
             <w:r>
               <w:rPr>
@@ -8924,12 +9774,21 @@
                 <w:szCs w:val="24"/>
               </w:rPr>
             </w:pPr>
-            <w:r>
-              <w:rPr>
-                <w:sz w:val="24"/>
-                <w:szCs w:val="24"/>
-              </w:rPr>
-              <w:t xml:space="preserve">nous avons défini une résolution pouvant aller jusqu’à 393 px, ayant comme référence un </w:t>
+            <w:proofErr w:type="gramStart"/>
+            <w:r>
+              <w:rPr>
+                <w:sz w:val="24"/>
+                <w:szCs w:val="24"/>
+              </w:rPr>
+              <w:t>nous</w:t>
+            </w:r>
+            <w:proofErr w:type="gramEnd"/>
+            <w:r>
+              <w:rPr>
+                <w:sz w:val="24"/>
+                <w:szCs w:val="24"/>
+              </w:rPr>
+              <w:t xml:space="preserve"> avons défini une résolution pouvant aller jusqu’à 393 px, ayant comme référence un </w:t>
             </w:r>
             <w:proofErr w:type="spellStart"/>
             <w:r>
@@ -8989,12 +9848,21 @@
                 <w:szCs w:val="24"/>
               </w:rPr>
             </w:pPr>
-            <w:r>
-              <w:rPr>
-                <w:sz w:val="24"/>
-                <w:szCs w:val="24"/>
-              </w:rPr>
-              <w:t xml:space="preserve">placé des </w:t>
+            <w:proofErr w:type="gramStart"/>
+            <w:r>
+              <w:rPr>
+                <w:sz w:val="24"/>
+                <w:szCs w:val="24"/>
+              </w:rPr>
+              <w:t>placé</w:t>
+            </w:r>
+            <w:proofErr w:type="gramEnd"/>
+            <w:r>
+              <w:rPr>
+                <w:sz w:val="24"/>
+                <w:szCs w:val="24"/>
+              </w:rPr>
+              <w:t xml:space="preserve"> des </w:t>
             </w:r>
             <w:proofErr w:type="spellStart"/>
             <w:r>
@@ -9026,12 +9894,21 @@
                 <w:szCs w:val="24"/>
               </w:rPr>
             </w:pPr>
-            <w:r>
-              <w:rPr>
-                <w:sz w:val="24"/>
-                <w:szCs w:val="24"/>
-              </w:rPr>
-              <w:t>placé des</w:t>
+            <w:proofErr w:type="gramStart"/>
+            <w:r>
+              <w:rPr>
+                <w:sz w:val="24"/>
+                <w:szCs w:val="24"/>
+              </w:rPr>
+              <w:t>placé</w:t>
+            </w:r>
+            <w:proofErr w:type="gramEnd"/>
+            <w:r>
+              <w:rPr>
+                <w:sz w:val="24"/>
+                <w:szCs w:val="24"/>
+              </w:rPr>
+              <w:t xml:space="preserve"> des</w:t>
             </w:r>
             <w:r>
               <w:rPr>
@@ -9054,12 +9931,37 @@
                 <w:szCs w:val="24"/>
               </w:rPr>
             </w:pPr>
-            <w:r>
-              <w:rPr>
-                <w:sz w:val="24"/>
-                <w:szCs w:val="24"/>
-              </w:rPr>
-              <w:t xml:space="preserve">placé des images générique d’appareil photo pour ce qui est des </w:t>
+            <w:proofErr w:type="gramStart"/>
+            <w:r>
+              <w:rPr>
+                <w:sz w:val="24"/>
+                <w:szCs w:val="24"/>
+              </w:rPr>
+              <w:t>placé</w:t>
+            </w:r>
+            <w:proofErr w:type="gramEnd"/>
+            <w:r>
+              <w:rPr>
+                <w:sz w:val="24"/>
+                <w:szCs w:val="24"/>
+              </w:rPr>
+              <w:t xml:space="preserve"> </w:t>
+            </w:r>
+            <w:proofErr w:type="gramStart"/>
+            <w:r>
+              <w:rPr>
+                <w:sz w:val="24"/>
+                <w:szCs w:val="24"/>
+              </w:rPr>
+              <w:t>des images générique</w:t>
+            </w:r>
+            <w:proofErr w:type="gramEnd"/>
+            <w:r>
+              <w:rPr>
+                <w:sz w:val="24"/>
+                <w:szCs w:val="24"/>
+              </w:rPr>
+              <w:t xml:space="preserve"> d’appareil photo pour ce qui est des </w:t>
             </w:r>
             <w:r>
               <w:rPr>
@@ -9146,8 +10048,13 @@
                                       <w:noProof/>
                                     </w:rPr>
                                   </w:pPr>
+                                  <w:proofErr w:type="gramStart"/>
                                   <w:r>
-                                    <w:t>exemple: profil réalisateur, mobile design</w:t>
+                                    <w:t>exemple:</w:t>
+                                  </w:r>
+                                  <w:proofErr w:type="gramEnd"/>
+                                  <w:r>
+                                    <w:t xml:space="preserve"> profil réalisateur, mobile design</w:t>
                                   </w:r>
                                 </w:p>
                               </w:txbxContent>
@@ -9184,8 +10091,13 @@
                                 <w:noProof/>
                               </w:rPr>
                             </w:pPr>
+                            <w:proofErr w:type="gramStart"/>
                             <w:r>
-                              <w:t>exemple: profil réalisateur, mobile design</w:t>
+                              <w:t>exemple:</w:t>
+                            </w:r>
+                            <w:proofErr w:type="gramEnd"/>
+                            <w:r>
+                              <w:t xml:space="preserve"> profil réalisateur, mobile design</w:t>
                             </w:r>
                           </w:p>
                         </w:txbxContent>
@@ -9196,12 +10108,21 @@
                 </mc:Fallback>
               </mc:AlternateContent>
             </w:r>
-            <w:r>
-              <w:rPr>
-                <w:sz w:val="24"/>
-                <w:szCs w:val="24"/>
-              </w:rPr>
-              <w:t>nommé chaque page</w:t>
+            <w:proofErr w:type="gramStart"/>
+            <w:r>
+              <w:rPr>
+                <w:sz w:val="24"/>
+                <w:szCs w:val="24"/>
+              </w:rPr>
+              <w:t>nommé</w:t>
+            </w:r>
+            <w:proofErr w:type="gramEnd"/>
+            <w:r>
+              <w:rPr>
+                <w:sz w:val="24"/>
+                <w:szCs w:val="24"/>
+              </w:rPr>
+              <w:t xml:space="preserve"> chaque page</w:t>
             </w:r>
             <w:r>
               <w:rPr>
@@ -9330,20 +10251,103 @@
                 <w:szCs w:val="24"/>
               </w:rPr>
             </w:pPr>
-            <w:r>
-              <w:rPr>
-                <w:sz w:val="24"/>
-                <w:szCs w:val="24"/>
-              </w:rPr>
-              <w:t>Pour la maquette</w:t>
-            </w:r>
-            <w:r>
-              <w:rPr>
-                <w:sz w:val="24"/>
-                <w:szCs w:val="24"/>
-              </w:rPr>
-              <w:t>, en se basant sur le wireframe :</w:t>
-            </w:r>
+            <w:proofErr w:type="spellStart"/>
+            <w:r>
+              <w:rPr>
+                <w:sz w:val="24"/>
+                <w:szCs w:val="24"/>
+              </w:rPr>
+              <w:t>Mockup</w:t>
+            </w:r>
+            <w:proofErr w:type="spellEnd"/>
+            <w:r>
+              <w:rPr>
+                <w:sz w:val="24"/>
+                <w:szCs w:val="24"/>
+              </w:rPr>
+              <w:t xml:space="preserve"> (maquette </w:t>
+            </w:r>
+            <w:proofErr w:type="spellStart"/>
+            <w:r>
+              <w:rPr>
+                <w:sz w:val="24"/>
+                <w:szCs w:val="24"/>
+              </w:rPr>
+              <w:t>haute fidélité</w:t>
+            </w:r>
+            <w:proofErr w:type="spellEnd"/>
+            <w:proofErr w:type="gramStart"/>
+            <w:r>
+              <w:rPr>
+                <w:sz w:val="24"/>
+                <w:szCs w:val="24"/>
+              </w:rPr>
+              <w:t>)</w:t>
+            </w:r>
+            <w:r>
+              <w:rPr>
+                <w:sz w:val="24"/>
+                <w:szCs w:val="24"/>
+              </w:rPr>
+              <w:t>:</w:t>
+            </w:r>
+            <w:proofErr w:type="gramEnd"/>
+          </w:p>
+          <w:p>
+            <w:pPr>
+              <w:pStyle w:val="Standard"/>
+              <w:spacing w:before="120" w:after="0" w:line="240" w:lineRule="auto"/>
+              <w:rPr>
+                <w:sz w:val="24"/>
+                <w:szCs w:val="24"/>
+              </w:rPr>
+            </w:pPr>
+            <w:r>
+              <w:rPr>
+                <w:sz w:val="24"/>
+                <w:szCs w:val="24"/>
+              </w:rPr>
+              <w:t>En se basant sur le wireframe </w:t>
+            </w:r>
+            <w:r>
+              <w:rPr>
+                <w:sz w:val="24"/>
+                <w:szCs w:val="24"/>
+              </w:rPr>
+              <w:t>et en respectant la charte graphique du projet (</w:t>
+            </w:r>
+            <w:r>
+              <w:rPr>
+                <w:sz w:val="24"/>
+                <w:szCs w:val="24"/>
+              </w:rPr>
+              <w:t xml:space="preserve">tons sombres, dégradés bleutés, logo </w:t>
+            </w:r>
+            <w:proofErr w:type="spellStart"/>
+            <w:r>
+              <w:rPr>
+                <w:sz w:val="24"/>
+                <w:szCs w:val="24"/>
+              </w:rPr>
+              <w:t>MarsAI</w:t>
+            </w:r>
+            <w:proofErr w:type="spellEnd"/>
+            <w:proofErr w:type="gramStart"/>
+            <w:r>
+              <w:rPr>
+                <w:sz w:val="24"/>
+                <w:szCs w:val="24"/>
+              </w:rPr>
+              <w:t>)</w:t>
+            </w:r>
+            <w:r>
+              <w:rPr>
+                <w:sz w:val="24"/>
+                <w:szCs w:val="24"/>
+              </w:rPr>
+              <w:t>:</w:t>
+            </w:r>
+            <w:proofErr w:type="gramEnd"/>
           </w:p>
           <w:p>
             <w:pPr>
@@ -9362,6 +10366,7 @@
               <w:rPr>
                 <w:noProof/>
               </w:rPr>
+              <w:lastRenderedPageBreak/>
               <mc:AlternateContent>
                 <mc:Choice Requires="wps">
                   <w:drawing>
@@ -9525,12 +10530,21 @@
                 </wp:anchor>
               </w:drawing>
             </w:r>
-            <w:r>
-              <w:rPr>
-                <w:sz w:val="24"/>
-                <w:szCs w:val="24"/>
-              </w:rPr>
-              <w:t xml:space="preserve">nous avons défini </w:t>
+            <w:proofErr w:type="gramStart"/>
+            <w:r>
+              <w:rPr>
+                <w:sz w:val="24"/>
+                <w:szCs w:val="24"/>
+              </w:rPr>
+              <w:t>nous</w:t>
+            </w:r>
+            <w:proofErr w:type="gramEnd"/>
+            <w:r>
+              <w:rPr>
+                <w:sz w:val="24"/>
+                <w:szCs w:val="24"/>
+              </w:rPr>
+              <w:t xml:space="preserve"> avons défini </w:t>
             </w:r>
             <w:r>
               <w:rPr>
@@ -9567,12 +10581,21 @@
                 <w:szCs w:val="24"/>
               </w:rPr>
             </w:pPr>
-            <w:r>
-              <w:rPr>
-                <w:sz w:val="24"/>
-                <w:szCs w:val="24"/>
-              </w:rPr>
-              <w:t xml:space="preserve">défini </w:t>
+            <w:proofErr w:type="gramStart"/>
+            <w:r>
+              <w:rPr>
+                <w:sz w:val="24"/>
+                <w:szCs w:val="24"/>
+              </w:rPr>
+              <w:t>défini</w:t>
+            </w:r>
+            <w:proofErr w:type="gramEnd"/>
+            <w:r>
+              <w:rPr>
+                <w:sz w:val="24"/>
+                <w:szCs w:val="24"/>
+              </w:rPr>
+              <w:t xml:space="preserve"> </w:t>
             </w:r>
             <w:r>
               <w:rPr>
@@ -9609,12 +10632,21 @@
                 <w:szCs w:val="24"/>
               </w:rPr>
             </w:pPr>
-            <w:r>
-              <w:rPr>
-                <w:sz w:val="24"/>
-                <w:szCs w:val="24"/>
-              </w:rPr>
-              <w:t>créé des</w:t>
+            <w:proofErr w:type="gramStart"/>
+            <w:r>
+              <w:rPr>
+                <w:sz w:val="24"/>
+                <w:szCs w:val="24"/>
+              </w:rPr>
+              <w:t>créé</w:t>
+            </w:r>
+            <w:proofErr w:type="gramEnd"/>
+            <w:r>
+              <w:rPr>
+                <w:sz w:val="24"/>
+                <w:szCs w:val="24"/>
+              </w:rPr>
+              <w:t xml:space="preserve"> des</w:t>
             </w:r>
             <w:r>
               <w:rPr>
@@ -9690,12 +10722,21 @@
                 <w:szCs w:val="24"/>
               </w:rPr>
             </w:pPr>
-            <w:r>
-              <w:rPr>
-                <w:sz w:val="24"/>
-                <w:szCs w:val="24"/>
-              </w:rPr>
-              <w:t xml:space="preserve">intégré </w:t>
+            <w:proofErr w:type="gramStart"/>
+            <w:r>
+              <w:rPr>
+                <w:sz w:val="24"/>
+                <w:szCs w:val="24"/>
+              </w:rPr>
+              <w:t>intégré</w:t>
+            </w:r>
+            <w:proofErr w:type="gramEnd"/>
+            <w:r>
+              <w:rPr>
+                <w:sz w:val="24"/>
+                <w:szCs w:val="24"/>
+              </w:rPr>
+              <w:t xml:space="preserve"> </w:t>
             </w:r>
             <w:r>
               <w:rPr>
@@ -9732,12 +10773,21 @@
                 <w:szCs w:val="24"/>
               </w:rPr>
             </w:pPr>
-            <w:r>
-              <w:rPr>
-                <w:sz w:val="24"/>
-                <w:szCs w:val="24"/>
-              </w:rPr>
-              <w:t xml:space="preserve">défini une charte graphique cohérente, respectant </w:t>
+            <w:proofErr w:type="gramStart"/>
+            <w:r>
+              <w:rPr>
+                <w:sz w:val="24"/>
+                <w:szCs w:val="24"/>
+              </w:rPr>
+              <w:t>défini</w:t>
+            </w:r>
+            <w:proofErr w:type="gramEnd"/>
+            <w:r>
+              <w:rPr>
+                <w:sz w:val="24"/>
+                <w:szCs w:val="24"/>
+              </w:rPr>
+              <w:t xml:space="preserve"> une charte graphique cohérente, respectant </w:t>
             </w:r>
             <w:r>
               <w:rPr>
@@ -9801,12 +10851,21 @@
                 <w:szCs w:val="24"/>
               </w:rPr>
             </w:pPr>
-            <w:r>
-              <w:rPr>
-                <w:sz w:val="24"/>
-                <w:szCs w:val="24"/>
-              </w:rPr>
-              <w:t>et finalement le prototype :</w:t>
+            <w:proofErr w:type="gramStart"/>
+            <w:r>
+              <w:rPr>
+                <w:sz w:val="24"/>
+                <w:szCs w:val="24"/>
+              </w:rPr>
+              <w:t>et</w:t>
+            </w:r>
+            <w:proofErr w:type="gramEnd"/>
+            <w:r>
+              <w:rPr>
+                <w:sz w:val="24"/>
+                <w:szCs w:val="24"/>
+              </w:rPr>
+              <w:t xml:space="preserve"> finalement le prototype :</w:t>
             </w:r>
           </w:p>
           <w:p>
@@ -9828,11 +10887,27 @@
                 <w:sz w:val="24"/>
                 <w:szCs w:val="24"/>
               </w:rPr>
-              <w:t xml:space="preserve">  relier chaque bouton et élément interactif </w:t>
-            </w:r>
-            <w:r>
-              <w:rPr>
-                <w:color w:val="EE0000"/>
+              <w:t xml:space="preserve">  </w:t>
+            </w:r>
+            <w:proofErr w:type="gramStart"/>
+            <w:r>
+              <w:rPr>
+                <w:sz w:val="24"/>
+                <w:szCs w:val="24"/>
+              </w:rPr>
+              <w:t>relier</w:t>
+            </w:r>
+            <w:proofErr w:type="gramEnd"/>
+            <w:r>
+              <w:rPr>
+                <w:sz w:val="24"/>
+                <w:szCs w:val="24"/>
+              </w:rPr>
+              <w:t xml:space="preserve"> chaque bouton et élément interactif </w:t>
+            </w:r>
+            <w:r>
+              <w:rPr>
+                <w:color w:val="000000" w:themeColor="text1"/>
                 <w:sz w:val="24"/>
                 <w:szCs w:val="24"/>
               </w:rPr>
@@ -9840,20 +10915,30 @@
             </w:r>
             <w:r>
               <w:rPr>
-                <w:color w:val="EE0000"/>
-                <w:sz w:val="24"/>
-                <w:szCs w:val="24"/>
-              </w:rPr>
-              <w:t>le parcours utilisateur préalablement défini</w:t>
-            </w:r>
-            <w:r>
-              <w:rPr>
-                <w:color w:val="EE0000"/>
+                <w:color w:val="000000" w:themeColor="text1"/>
+                <w:sz w:val="24"/>
+                <w:szCs w:val="24"/>
+              </w:rPr>
+              <w:t xml:space="preserve">le parcours utilisateur préalablement </w:t>
+            </w:r>
+            <w:proofErr w:type="gramStart"/>
+            <w:r>
+              <w:rPr>
+                <w:color w:val="000000" w:themeColor="text1"/>
+                <w:sz w:val="24"/>
+                <w:szCs w:val="24"/>
+              </w:rPr>
+              <w:t>défini</w:t>
+            </w:r>
+            <w:r>
+              <w:rPr>
+                <w:color w:val="000000" w:themeColor="text1"/>
                 <w:sz w:val="24"/>
                 <w:szCs w:val="24"/>
               </w:rPr>
               <w:t>;</w:t>
             </w:r>
+            <w:proofErr w:type="gramEnd"/>
           </w:p>
           <w:p>
             <w:pPr>
@@ -9873,7 +10958,23 @@
                 <w:sz w:val="24"/>
                 <w:szCs w:val="24"/>
               </w:rPr>
-              <w:t xml:space="preserve"> définir un circuit de navigation cohérent, intuitif et accessible.</w:t>
+              <w:t xml:space="preserve"> </w:t>
+            </w:r>
+            <w:proofErr w:type="gramStart"/>
+            <w:r>
+              <w:rPr>
+                <w:sz w:val="24"/>
+                <w:szCs w:val="24"/>
+              </w:rPr>
+              <w:t>définir</w:t>
+            </w:r>
+            <w:proofErr w:type="gramEnd"/>
+            <w:r>
+              <w:rPr>
+                <w:sz w:val="24"/>
+                <w:szCs w:val="24"/>
+              </w:rPr>
+              <w:t xml:space="preserve"> un circuit de navigation cohérent, intuitif et accessible.</w:t>
             </w:r>
           </w:p>
           <w:p>
@@ -9891,7 +10992,6 @@
                 <w:sz w:val="24"/>
                 <w:szCs w:val="24"/>
               </w:rPr>
-              <w:lastRenderedPageBreak/>
               <w:drawing>
                 <wp:inline distT="0" distB="0" distL="0" distR="0" wp14:anchorId="1EE76C20" wp14:editId="51CF7936">
                   <wp:extent cx="5987143" cy="3352199"/>
@@ -9929,89 +11029,6 @@
               </w:drawing>
             </w:r>
           </w:p>
-          <w:p>
-            <w:pPr>
-              <w:pStyle w:val="Standard"/>
-              <w:spacing w:before="120" w:after="0" w:line="240" w:lineRule="auto"/>
-              <w:rPr>
-                <w:sz w:val="24"/>
-                <w:szCs w:val="24"/>
-              </w:rPr>
-            </w:pPr>
-            <w:r>
-              <w:rPr>
-                <w:sz w:val="24"/>
-                <w:szCs w:val="24"/>
-                <w:highlight w:val="yellow"/>
-              </w:rPr>
-              <w:t>Respecter la législation en vigueur, y compris celle relative à l’accessibilité</w:t>
-            </w:r>
-          </w:p>
-          <w:p>
-            <w:pPr>
-              <w:pStyle w:val="Standard"/>
-              <w:spacing w:before="120" w:after="0" w:line="240" w:lineRule="auto"/>
-              <w:rPr>
-                <w:sz w:val="24"/>
-                <w:szCs w:val="24"/>
-              </w:rPr>
-            </w:pPr>
-          </w:p>
-          <w:p>
-            <w:pPr>
-              <w:pStyle w:val="Standard"/>
-              <w:spacing w:before="120" w:after="0" w:line="240" w:lineRule="auto"/>
-              <w:rPr>
-                <w:sz w:val="24"/>
-                <w:szCs w:val="24"/>
-              </w:rPr>
-            </w:pPr>
-            <w:r>
-              <w:rPr>
-                <w:sz w:val="24"/>
-                <w:szCs w:val="24"/>
-                <w:highlight w:val="yellow"/>
-              </w:rPr>
-              <w:t>Identifier les besoins d’éco-conception.</w:t>
-            </w:r>
-          </w:p>
-          <w:p>
-            <w:pPr>
-              <w:pStyle w:val="Standard"/>
-              <w:spacing w:before="120" w:after="0" w:line="240" w:lineRule="auto"/>
-              <w:rPr>
-                <w:sz w:val="24"/>
-                <w:szCs w:val="24"/>
-              </w:rPr>
-            </w:pPr>
-          </w:p>
-          <w:p>
-            <w:pPr>
-              <w:pStyle w:val="Standard"/>
-              <w:spacing w:before="120" w:after="0" w:line="240" w:lineRule="auto"/>
-              <w:rPr>
-                <w:sz w:val="24"/>
-                <w:szCs w:val="24"/>
-              </w:rPr>
-            </w:pPr>
-            <w:r>
-              <w:rPr>
-                <w:sz w:val="24"/>
-                <w:szCs w:val="24"/>
-              </w:rPr>
-              <w:t>Page 17. Du REAC</w:t>
-            </w:r>
-          </w:p>
-          <w:p>
-            <w:pPr>
-              <w:pStyle w:val="Standard"/>
-              <w:spacing w:before="120" w:after="0" w:line="240" w:lineRule="auto"/>
-              <w:rPr>
-                <w:sz w:val="24"/>
-                <w:szCs w:val="24"/>
-              </w:rPr>
-            </w:pPr>
-          </w:p>
         </w:tc>
       </w:tr>
       <w:tr>
@@ -10114,7 +11131,6 @@
               <w:rPr>
                 <w:rStyle w:val="Textedelespacerserv"/>
               </w:rPr>
-              <w:lastRenderedPageBreak/>
               <w:t>-Word cahier des charges</w:t>
             </w:r>
           </w:p>
@@ -10123,7 +11139,7 @@
               <w:pStyle w:val="Standard"/>
               <w:spacing w:before="120" w:after="0" w:line="240" w:lineRule="auto"/>
               <w:rPr>
-                <w:rStyle w:val="Textedelespacerserv"/>
+                <w:color w:val="808080"/>
               </w:rPr>
             </w:pPr>
             <w:r>
@@ -10144,25 +11160,68 @@
               <w:rPr>
                 <w:rStyle w:val="Textedelespacerserv"/>
               </w:rPr>
-              <w:t xml:space="preserve"> logiciel</w:t>
-            </w:r>
-            <w:r>
-              <w:rPr>
-                <w:rStyle w:val="Textedelespacerserv"/>
-              </w:rPr>
-              <w:t xml:space="preserve"> conception maquette</w:t>
+              <w:t xml:space="preserve"> </w:t>
+            </w:r>
+            <w:r>
+              <w:rPr>
+                <w:color w:val="808080"/>
+              </w:rPr>
+              <w:t>(outil de conception collaborative en ligne)</w:t>
             </w:r>
           </w:p>
           <w:p>
             <w:pPr>
               <w:pStyle w:val="Standard"/>
               <w:spacing w:before="120" w:after="0" w:line="240" w:lineRule="auto"/>
+              <w:rPr>
+                <w:rStyle w:val="Textedelespacerserv"/>
+              </w:rPr>
             </w:pPr>
             <w:r>
               <w:rPr>
                 <w:rStyle w:val="Textedelespacerserv"/>
               </w:rPr>
               <w:t>-Discord pour la communication</w:t>
+            </w:r>
+          </w:p>
+          <w:p>
+            <w:pPr>
+              <w:pStyle w:val="Standard"/>
+              <w:spacing w:before="120" w:after="0" w:line="240" w:lineRule="auto"/>
+            </w:pPr>
+            <w:r>
+              <w:rPr>
+                <w:rStyle w:val="Textedelespacerserv"/>
+              </w:rPr>
+              <w:t>-</w:t>
+            </w:r>
+            <w:proofErr w:type="spellStart"/>
+            <w:r>
+              <w:rPr>
+                <w:rStyle w:val="Textedelespacerserv"/>
+              </w:rPr>
+              <w:t>Github</w:t>
+            </w:r>
+            <w:proofErr w:type="spellEnd"/>
+            <w:r>
+              <w:rPr>
+                <w:rStyle w:val="Textedelespacerserv"/>
+              </w:rPr>
+              <w:t xml:space="preserve"> </w:t>
+            </w:r>
+            <w:proofErr w:type="spellStart"/>
+            <w:r>
+              <w:rPr>
+                <w:rStyle w:val="Textedelespacerserv"/>
+              </w:rPr>
+              <w:t>project</w:t>
+            </w:r>
+            <w:proofErr w:type="spellEnd"/>
+            <w:r>
+              <w:rPr>
+                <w:rStyle w:val="Textedelespacerserv"/>
+              </w:rPr>
+              <w:t xml:space="preserve"> pour l’organisation des tâches</w:t>
             </w:r>
           </w:p>
         </w:tc>
@@ -10288,23 +11347,37 @@
             </w:pPr>
             <w:r>
               <w:rPr>
-                <w:rStyle w:val="Textedelespacerserv"/>
-              </w:rPr>
-              <w:t>Équipe de 5 dans le cadre du projet d’atelier « </w:t>
+                <w:color w:val="808080"/>
+              </w:rPr>
+              <w:t xml:space="preserve">En équipe de 5 développeurs à </w:t>
             </w:r>
             <w:proofErr w:type="spellStart"/>
             <w:r>
               <w:rPr>
-                <w:rStyle w:val="Textedelespacerserv"/>
-              </w:rPr>
-              <w:t>Marsai</w:t>
+                <w:color w:val="808080"/>
+              </w:rPr>
+              <w:t>LaPlateforme</w:t>
             </w:r>
             <w:proofErr w:type="spellEnd"/>
             <w:r>
               <w:rPr>
-                <w:rStyle w:val="Textedelespacerserv"/>
-              </w:rPr>
-              <w:t> »</w:t>
+                <w:color w:val="808080"/>
+              </w:rPr>
+              <w:t xml:space="preserve">. Les maquettes ont été réalisées collaborativement sur </w:t>
+            </w:r>
+            <w:proofErr w:type="spellStart"/>
+            <w:r>
+              <w:rPr>
+                <w:color w:val="808080"/>
+              </w:rPr>
+              <w:t>Figma</w:t>
+            </w:r>
+            <w:proofErr w:type="spellEnd"/>
+            <w:r>
+              <w:rPr>
+                <w:color w:val="808080"/>
+              </w:rPr>
+              <w:t>, ce qui a permis à tous les membres de l'équipe de commenter et valider les choix de design avant le développement.</w:t>
             </w:r>
           </w:p>
         </w:tc>
@@ -10653,14 +11726,26 @@
               <w:pStyle w:val="Standard"/>
               <w:spacing w:after="0" w:line="240" w:lineRule="auto"/>
             </w:pPr>
+            <w:r>
+              <w:rPr>
+                <w:color w:val="808080"/>
+              </w:rPr>
+              <w:t xml:space="preserve">Projet </w:t>
+            </w:r>
             <w:proofErr w:type="spellStart"/>
             <w:r>
               <w:rPr>
-                <w:rStyle w:val="Textedelespacerserv"/>
-              </w:rPr>
-              <w:t>Marsai</w:t>
+                <w:color w:val="808080"/>
+              </w:rPr>
+              <w:t>MarsAI</w:t>
             </w:r>
             <w:proofErr w:type="spellEnd"/>
+            <w:r>
+              <w:rPr>
+                <w:color w:val="808080"/>
+              </w:rPr>
+              <w:t xml:space="preserve"> – Conception des interfaces</w:t>
+            </w:r>
           </w:p>
         </w:tc>
       </w:tr>
@@ -10772,7 +11857,7 @@
               <w:spacing w:after="0" w:line="240" w:lineRule="auto"/>
             </w:pPr>
             <w:r>
-              <w:t>05/01/2026</w:t>
+              <w:t>12/01/2026</w:t>
             </w:r>
           </w:p>
         </w:tc>
@@ -10791,6 +11876,7 @@
               <w:pStyle w:val="Standard"/>
               <w:spacing w:after="0" w:line="240" w:lineRule="auto"/>
             </w:pPr>
+            <w:proofErr w:type="gramStart"/>
             <w:r>
               <w:rPr>
                 <w:rFonts w:cs="Calibri"/>
@@ -10799,6 +11885,7 @@
               </w:rPr>
               <w:t>au</w:t>
             </w:r>
+            <w:proofErr w:type="gramEnd"/>
           </w:p>
         </w:tc>
         <w:tc>
@@ -10820,7 +11907,7 @@
               <w:spacing w:after="0" w:line="240" w:lineRule="auto"/>
             </w:pPr>
             <w:r>
-              <w:t>18/03/2026</w:t>
+              <w:t>16/01/2026</w:t>
             </w:r>
           </w:p>
         </w:tc>
@@ -11690,15 +12777,27 @@
                 <w:szCs w:val="24"/>
               </w:rPr>
             </w:pPr>
-            <w:r>
-              <w:rPr>
-                <w:rStyle w:val="Textedelespacerserv"/>
-                <w:rFonts w:cs="Calibri"/>
-                <w:color w:val="000000" w:themeColor="text1"/>
-                <w:sz w:val="24"/>
-                <w:szCs w:val="24"/>
-              </w:rPr>
-              <w:t xml:space="preserve">et des components/composants réutilisables </w:t>
+            <w:proofErr w:type="gramStart"/>
+            <w:r>
+              <w:rPr>
+                <w:rStyle w:val="Textedelespacerserv"/>
+                <w:rFonts w:cs="Calibri"/>
+                <w:color w:val="000000" w:themeColor="text1"/>
+                <w:sz w:val="24"/>
+                <w:szCs w:val="24"/>
+              </w:rPr>
+              <w:t>et</w:t>
+            </w:r>
+            <w:proofErr w:type="gramEnd"/>
+            <w:r>
+              <w:rPr>
+                <w:rStyle w:val="Textedelespacerserv"/>
+                <w:rFonts w:cs="Calibri"/>
+                <w:color w:val="000000" w:themeColor="text1"/>
+                <w:sz w:val="24"/>
+                <w:szCs w:val="24"/>
+              </w:rPr>
+              <w:t xml:space="preserve"> des components/composants réutilisables </w:t>
             </w:r>
             <w:r>
               <w:rPr>
@@ -11773,17 +12872,17 @@
                 <w:sz w:val="24"/>
                 <w:szCs w:val="24"/>
               </w:rPr>
-              <w:t xml:space="preserve">, </w:t>
-            </w:r>
-            <w:r>
-              <w:rPr>
-                <w:rStyle w:val="Textedelespacerserv"/>
-                <w:rFonts w:cs="Calibri"/>
-                <w:color w:val="000000" w:themeColor="text1"/>
-                <w:sz w:val="24"/>
-                <w:szCs w:val="24"/>
-              </w:rPr>
-              <w:t>Chaque page est structurée d</w:t>
+              <w:t>, c</w:t>
+            </w:r>
+            <w:r>
+              <w:rPr>
+                <w:rStyle w:val="Textedelespacerserv"/>
+                <w:rFonts w:cs="Calibri"/>
+                <w:color w:val="000000" w:themeColor="text1"/>
+                <w:sz w:val="24"/>
+                <w:szCs w:val="24"/>
+              </w:rPr>
+              <w:t>haque page est structurée d</w:t>
             </w:r>
             <w:r>
               <w:rPr>
@@ -12151,7 +13250,7 @@
               <w:rPr>
                 <w:rStyle w:val="Textedelespacerserv"/>
                 <w:rFonts w:cs="Calibri"/>
-                <w:color w:val="EE0000"/>
+                <w:color w:val="000000" w:themeColor="text1"/>
                 <w:sz w:val="24"/>
                 <w:szCs w:val="24"/>
               </w:rPr>
@@ -12162,7 +13261,7 @@
               <w:rPr>
                 <w:rStyle w:val="Textedelespacerserv"/>
                 <w:rFonts w:cs="Calibri"/>
-                <w:color w:val="EE0000"/>
+                <w:color w:val="000000" w:themeColor="text1"/>
                 <w:sz w:val="24"/>
                 <w:szCs w:val="24"/>
               </w:rPr>
@@ -12173,7 +13272,7 @@
               <w:rPr>
                 <w:rStyle w:val="Textedelespacerserv"/>
                 <w:rFonts w:cs="Calibri"/>
-                <w:color w:val="EE0000"/>
+                <w:color w:val="000000" w:themeColor="text1"/>
                 <w:sz w:val="24"/>
                 <w:szCs w:val="24"/>
               </w:rPr>
@@ -12184,7 +13283,7 @@
               <w:rPr>
                 <w:rStyle w:val="Textedelespacerserv"/>
                 <w:rFonts w:cs="Calibri"/>
-                <w:color w:val="EE0000"/>
+                <w:color w:val="000000" w:themeColor="text1"/>
                 <w:sz w:val="24"/>
                 <w:szCs w:val="24"/>
               </w:rPr>
@@ -12195,7 +13294,7 @@
               <w:rPr>
                 <w:rStyle w:val="Textedelespacerserv"/>
                 <w:rFonts w:cs="Calibri"/>
-                <w:color w:val="EE0000"/>
+                <w:color w:val="000000" w:themeColor="text1"/>
                 <w:sz w:val="24"/>
                 <w:szCs w:val="24"/>
               </w:rPr>
@@ -12282,6 +13381,7 @@
               </w:rPr>
               <w:t xml:space="preserve"> </w:t>
             </w:r>
+            <w:proofErr w:type="gramStart"/>
             <w:r>
               <w:rPr>
                 <w:rStyle w:val="Textedelespacerserv"/>
@@ -12302,6 +13402,7 @@
               </w:rPr>
               <w:t>icône</w:t>
             </w:r>
+            <w:proofErr w:type="gramEnd"/>
             <w:r>
               <w:rPr>
                 <w:rStyle w:val="Textedelespacerserv"/>
@@ -12680,18 +13781,29 @@
                 <w:sz w:val="24"/>
                 <w:szCs w:val="24"/>
               </w:rPr>
-              <w:t xml:space="preserve"> aria </w:t>
-            </w:r>
-            <w:r>
-              <w:rPr>
-                <w:rStyle w:val="Textedelespacerserv"/>
-                <w:rFonts w:cs="Calibri"/>
-                <w:color w:val="000000" w:themeColor="text1"/>
-                <w:sz w:val="24"/>
-                <w:szCs w:val="24"/>
-              </w:rPr>
               <w:t xml:space="preserve"> </w:t>
             </w:r>
+            <w:proofErr w:type="gramStart"/>
+            <w:r>
+              <w:rPr>
+                <w:rStyle w:val="Textedelespacerserv"/>
+                <w:rFonts w:cs="Calibri"/>
+                <w:color w:val="000000" w:themeColor="text1"/>
+                <w:sz w:val="24"/>
+                <w:szCs w:val="24"/>
+              </w:rPr>
+              <w:t xml:space="preserve">aria </w:t>
+            </w:r>
+            <w:r>
+              <w:rPr>
+                <w:rStyle w:val="Textedelespacerserv"/>
+                <w:rFonts w:cs="Calibri"/>
+                <w:color w:val="000000" w:themeColor="text1"/>
+                <w:sz w:val="24"/>
+                <w:szCs w:val="24"/>
+              </w:rPr>
+              <w:t xml:space="preserve"> </w:t>
+            </w:r>
             <w:r>
               <w:rPr>
                 <w:rStyle w:val="Textedelespacerserv"/>
@@ -12705,6 +13817,7 @@
               <w:t>&lt;</w:t>
             </w:r>
             <w:proofErr w:type="spellStart"/>
+            <w:proofErr w:type="gramEnd"/>
             <w:r>
               <w:rPr>
                 <w:rStyle w:val="Textedelespacerserv"/>
@@ -12790,7 +13903,7 @@
               <w:rPr>
                 <w:rStyle w:val="Textedelespacerserv"/>
                 <w:rFonts w:cs="Calibri"/>
-                <w:color w:val="EE0000"/>
+                <w:color w:val="000000" w:themeColor="text1"/>
                 <w:sz w:val="24"/>
                 <w:szCs w:val="24"/>
               </w:rPr>
@@ -12800,7 +13913,7 @@
               <w:rPr>
                 <w:rStyle w:val="Textedelespacerserv"/>
                 <w:rFonts w:cs="Calibri"/>
-                <w:color w:val="EE0000"/>
+                <w:color w:val="000000" w:themeColor="text1"/>
                 <w:sz w:val="24"/>
                 <w:szCs w:val="24"/>
               </w:rPr>
@@ -12810,7 +13923,7 @@
               <w:rPr>
                 <w:rStyle w:val="Textedelespacerserv"/>
                 <w:rFonts w:cs="Calibri"/>
-                <w:color w:val="EE0000"/>
+                <w:color w:val="000000" w:themeColor="text1"/>
                 <w:sz w:val="24"/>
                 <w:szCs w:val="24"/>
               </w:rPr>
@@ -12820,7 +13933,7 @@
               <w:rPr>
                 <w:rStyle w:val="Textedelespacerserv"/>
                 <w:rFonts w:cs="Calibri"/>
-                <w:color w:val="EE0000"/>
+                <w:color w:val="000000" w:themeColor="text1"/>
                 <w:sz w:val="24"/>
                 <w:szCs w:val="24"/>
               </w:rPr>
@@ -12830,7 +13943,7 @@
               <w:rPr>
                 <w:rStyle w:val="Textedelespacerserv"/>
                 <w:rFonts w:cs="Calibri"/>
-                <w:color w:val="EE0000"/>
+                <w:color w:val="000000" w:themeColor="text1"/>
                 <w:sz w:val="24"/>
                 <w:szCs w:val="24"/>
               </w:rPr>
@@ -12844,7 +13957,7 @@
               <w:rPr>
                 <w:rStyle w:val="Textedelespacerserv"/>
                 <w:rFonts w:cs="Calibri"/>
-                <w:color w:val="EE0000"/>
+                <w:color w:val="000000" w:themeColor="text1"/>
                 <w:sz w:val="24"/>
                 <w:szCs w:val="24"/>
               </w:rPr>
@@ -12955,7 +14068,7 @@
               <w:rPr>
                 <w:rStyle w:val="Textedelespacerserv"/>
                 <w:rFonts w:cs="Calibri"/>
-                <w:color w:val="EE0000"/>
+                <w:color w:val="000000" w:themeColor="text1"/>
                 <w:sz w:val="24"/>
                 <w:szCs w:val="24"/>
               </w:rPr>
@@ -12965,7 +14078,7 @@
               <w:rPr>
                 <w:rStyle w:val="Textedelespacerserv"/>
                 <w:rFonts w:cs="Calibri"/>
-                <w:color w:val="EE0000"/>
+                <w:color w:val="000000" w:themeColor="text1"/>
                 <w:sz w:val="24"/>
                 <w:szCs w:val="24"/>
               </w:rPr>
@@ -12975,7 +14088,7 @@
               <w:rPr>
                 <w:rStyle w:val="Textedelespacerserv"/>
                 <w:rFonts w:cs="Calibri"/>
-                <w:color w:val="EE0000"/>
+                <w:color w:val="000000" w:themeColor="text1"/>
                 <w:sz w:val="24"/>
                 <w:szCs w:val="24"/>
               </w:rPr>
@@ -12985,7 +14098,7 @@
               <w:rPr>
                 <w:rStyle w:val="Textedelespacerserv"/>
                 <w:rFonts w:cs="Calibri"/>
-                <w:color w:val="EE0000"/>
+                <w:color w:val="000000" w:themeColor="text1"/>
                 <w:sz w:val="24"/>
                 <w:szCs w:val="24"/>
               </w:rPr>
@@ -12996,14 +14109,271 @@
             <w:pPr>
               <w:pStyle w:val="Standard"/>
               <w:spacing w:before="120" w:after="0" w:line="240" w:lineRule="auto"/>
-              <w:rPr>
-                <w:rStyle w:val="Textedelespacerserv"/>
-                <w:rFonts w:cs="Calibri"/>
-                <w:color w:val="000000" w:themeColor="text1"/>
-                <w:sz w:val="24"/>
-                <w:szCs w:val="24"/>
-              </w:rPr>
-            </w:pPr>
+              <w:jc w:val="both"/>
+              <w:rPr>
+                <w:rFonts w:cs="Calibri"/>
+                <w:color w:val="000000" w:themeColor="text1"/>
+                <w:sz w:val="24"/>
+                <w:szCs w:val="24"/>
+              </w:rPr>
+            </w:pPr>
+            <w:r>
+              <w:rPr>
+                <w:rStyle w:val="Textedelespacerserv"/>
+                <w:rFonts w:cs="Calibri"/>
+                <w:color w:val="000000" w:themeColor="text1"/>
+                <w:sz w:val="24"/>
+                <w:szCs w:val="24"/>
+              </w:rPr>
+              <w:t xml:space="preserve">J’utilise au maximum les balises sémantiques : </w:t>
+            </w:r>
+            <w:r>
+              <w:rPr>
+                <w:rFonts w:cs="Calibri"/>
+                <w:color w:val="000000" w:themeColor="text1"/>
+              </w:rPr>
+              <w:t>&lt;header&gt;, &lt;</w:t>
+            </w:r>
+            <w:proofErr w:type="spellStart"/>
+            <w:r>
+              <w:rPr>
+                <w:rFonts w:cs="Calibri"/>
+                <w:color w:val="000000" w:themeColor="text1"/>
+              </w:rPr>
+              <w:t>nav</w:t>
+            </w:r>
+            <w:proofErr w:type="spellEnd"/>
+            <w:r>
+              <w:rPr>
+                <w:rFonts w:cs="Calibri"/>
+                <w:color w:val="000000" w:themeColor="text1"/>
+              </w:rPr>
+              <w:t>&gt;, &lt;main&gt;,</w:t>
+            </w:r>
+            <w:r>
+              <w:rPr>
+                <w:rFonts w:cs="Calibri"/>
+                <w:color w:val="000000" w:themeColor="text1"/>
+              </w:rPr>
+              <w:t xml:space="preserve"> </w:t>
+            </w:r>
+            <w:r>
+              <w:rPr>
+                <w:rFonts w:cs="Calibri"/>
+                <w:color w:val="000000" w:themeColor="text1"/>
+                <w:sz w:val="24"/>
+                <w:szCs w:val="24"/>
+              </w:rPr>
+              <w:t>&lt;section&gt;, &lt;article&gt;, &lt;</w:t>
+            </w:r>
+            <w:proofErr w:type="spellStart"/>
+            <w:r>
+              <w:rPr>
+                <w:rFonts w:cs="Calibri"/>
+                <w:color w:val="000000" w:themeColor="text1"/>
+                <w:sz w:val="24"/>
+                <w:szCs w:val="24"/>
+              </w:rPr>
+              <w:t>footer</w:t>
+            </w:r>
+            <w:proofErr w:type="spellEnd"/>
+            <w:r>
+              <w:rPr>
+                <w:rFonts w:cs="Calibri"/>
+                <w:color w:val="000000" w:themeColor="text1"/>
+                <w:sz w:val="24"/>
+                <w:szCs w:val="24"/>
+              </w:rPr>
+              <w:t>&gt;. L'utilisation de</w:t>
+            </w:r>
+            <w:r>
+              <w:rPr>
+                <w:rFonts w:cs="Calibri"/>
+                <w:color w:val="000000" w:themeColor="text1"/>
+                <w:sz w:val="24"/>
+                <w:szCs w:val="24"/>
+              </w:rPr>
+              <w:t xml:space="preserve"> </w:t>
+            </w:r>
+            <w:r>
+              <w:rPr>
+                <w:rFonts w:cs="Calibri"/>
+                <w:color w:val="000000" w:themeColor="text1"/>
+                <w:sz w:val="24"/>
+                <w:szCs w:val="24"/>
+              </w:rPr>
+              <w:t>balises sémantiques améliore l'accessibilité</w:t>
+            </w:r>
+            <w:r>
+              <w:rPr>
+                <w:rFonts w:cs="Calibri"/>
+                <w:color w:val="000000" w:themeColor="text1"/>
+                <w:sz w:val="24"/>
+                <w:szCs w:val="24"/>
+              </w:rPr>
+              <w:t xml:space="preserve"> </w:t>
+            </w:r>
+            <w:r>
+              <w:rPr>
+                <w:rFonts w:cs="Calibri"/>
+                <w:color w:val="000000" w:themeColor="text1"/>
+                <w:sz w:val="24"/>
+                <w:szCs w:val="24"/>
+              </w:rPr>
+              <w:t>(lecteurs d'écran) et le référencement naturel</w:t>
+            </w:r>
+            <w:r>
+              <w:rPr>
+                <w:rFonts w:cs="Calibri"/>
+                <w:color w:val="000000" w:themeColor="text1"/>
+                <w:sz w:val="24"/>
+                <w:szCs w:val="24"/>
+              </w:rPr>
+              <w:t xml:space="preserve"> </w:t>
+            </w:r>
+            <w:r>
+              <w:rPr>
+                <w:rFonts w:cs="Calibri"/>
+                <w:color w:val="000000" w:themeColor="text1"/>
+                <w:sz w:val="24"/>
+                <w:szCs w:val="24"/>
+              </w:rPr>
+              <w:t>(SEO). J'ai également créé des formulaires</w:t>
+            </w:r>
+            <w:r>
+              <w:rPr>
+                <w:rFonts w:cs="Calibri"/>
+                <w:color w:val="000000" w:themeColor="text1"/>
+                <w:sz w:val="24"/>
+                <w:szCs w:val="24"/>
+              </w:rPr>
+              <w:t xml:space="preserve"> </w:t>
+            </w:r>
+            <w:r>
+              <w:rPr>
+                <w:rFonts w:cs="Calibri"/>
+                <w:color w:val="000000" w:themeColor="text1"/>
+                <w:sz w:val="24"/>
+                <w:szCs w:val="24"/>
+              </w:rPr>
+              <w:t>complets avec les balises &lt;</w:t>
+            </w:r>
+            <w:proofErr w:type="spellStart"/>
+            <w:r>
+              <w:rPr>
+                <w:rFonts w:cs="Calibri"/>
+                <w:color w:val="000000" w:themeColor="text1"/>
+                <w:sz w:val="24"/>
+                <w:szCs w:val="24"/>
+              </w:rPr>
+              <w:t>form</w:t>
+            </w:r>
+            <w:proofErr w:type="spellEnd"/>
+            <w:r>
+              <w:rPr>
+                <w:rFonts w:cs="Calibri"/>
+                <w:color w:val="000000" w:themeColor="text1"/>
+                <w:sz w:val="24"/>
+                <w:szCs w:val="24"/>
+              </w:rPr>
+              <w:t>&gt;, &lt;input&gt;,</w:t>
+            </w:r>
+            <w:r>
+              <w:rPr>
+                <w:rFonts w:cs="Calibri"/>
+                <w:color w:val="000000" w:themeColor="text1"/>
+                <w:sz w:val="24"/>
+                <w:szCs w:val="24"/>
+              </w:rPr>
+              <w:t xml:space="preserve"> </w:t>
+            </w:r>
+            <w:r>
+              <w:rPr>
+                <w:rFonts w:cs="Calibri"/>
+                <w:color w:val="000000" w:themeColor="text1"/>
+                <w:sz w:val="24"/>
+                <w:szCs w:val="24"/>
+              </w:rPr>
+              <w:t>&lt;label&gt;, &lt;select&gt;, &lt;</w:t>
+            </w:r>
+            <w:proofErr w:type="spellStart"/>
+            <w:r>
+              <w:rPr>
+                <w:rFonts w:cs="Calibri"/>
+                <w:color w:val="000000" w:themeColor="text1"/>
+                <w:sz w:val="24"/>
+                <w:szCs w:val="24"/>
+              </w:rPr>
+              <w:t>textarea</w:t>
+            </w:r>
+            <w:proofErr w:type="spellEnd"/>
+            <w:r>
+              <w:rPr>
+                <w:rFonts w:cs="Calibri"/>
+                <w:color w:val="000000" w:themeColor="text1"/>
+                <w:sz w:val="24"/>
+                <w:szCs w:val="24"/>
+              </w:rPr>
+              <w:t>&gt; et &lt;</w:t>
+            </w:r>
+            <w:proofErr w:type="spellStart"/>
+            <w:r>
+              <w:rPr>
+                <w:rFonts w:cs="Calibri"/>
+                <w:color w:val="000000" w:themeColor="text1"/>
+                <w:sz w:val="24"/>
+                <w:szCs w:val="24"/>
+              </w:rPr>
+              <w:t>button</w:t>
+            </w:r>
+            <w:proofErr w:type="spellEnd"/>
+            <w:r>
+              <w:rPr>
+                <w:rFonts w:cs="Calibri"/>
+                <w:color w:val="000000" w:themeColor="text1"/>
+                <w:sz w:val="24"/>
+                <w:szCs w:val="24"/>
+              </w:rPr>
+              <w:t>&gt;, en</w:t>
+            </w:r>
+            <w:r>
+              <w:rPr>
+                <w:rFonts w:cs="Calibri"/>
+                <w:color w:val="000000" w:themeColor="text1"/>
+                <w:sz w:val="24"/>
+                <w:szCs w:val="24"/>
+              </w:rPr>
+              <w:t xml:space="preserve"> </w:t>
+            </w:r>
+            <w:r>
+              <w:rPr>
+                <w:rFonts w:cs="Calibri"/>
+                <w:color w:val="000000" w:themeColor="text1"/>
+                <w:sz w:val="24"/>
+                <w:szCs w:val="24"/>
+              </w:rPr>
+              <w:t xml:space="preserve">respectant les bonnes pratiques d'accessibilité (attributs for/id, </w:t>
+            </w:r>
+            <w:proofErr w:type="spellStart"/>
+            <w:r>
+              <w:rPr>
+                <w:rFonts w:cs="Calibri"/>
+                <w:color w:val="000000" w:themeColor="text1"/>
+                <w:sz w:val="24"/>
+                <w:szCs w:val="24"/>
+              </w:rPr>
+              <w:t>required</w:t>
+            </w:r>
+            <w:proofErr w:type="spellEnd"/>
+            <w:r>
+              <w:rPr>
+                <w:rFonts w:cs="Calibri"/>
+                <w:color w:val="000000" w:themeColor="text1"/>
+                <w:sz w:val="24"/>
+                <w:szCs w:val="24"/>
+              </w:rPr>
+              <w:t>, type approprié).</w:t>
+            </w:r>
           </w:p>
           <w:p>
             <w:pPr>
@@ -13017,6 +14387,32 @@
                 <w:szCs w:val="24"/>
               </w:rPr>
             </w:pPr>
+          </w:p>
+          <w:p>
+            <w:pPr>
+              <w:pStyle w:val="Standard"/>
+              <w:spacing w:before="120" w:after="0" w:line="240" w:lineRule="auto"/>
+              <w:rPr>
+                <w:rStyle w:val="Textedelespacerserv"/>
+                <w:rFonts w:cs="Calibri"/>
+                <w:color w:val="000000" w:themeColor="text1"/>
+                <w:sz w:val="24"/>
+                <w:szCs w:val="24"/>
+              </w:rPr>
+            </w:pPr>
+          </w:p>
+          <w:p>
+            <w:pPr>
+              <w:pStyle w:val="Standard"/>
+              <w:spacing w:before="120" w:after="0" w:line="240" w:lineRule="auto"/>
+              <w:rPr>
+                <w:rStyle w:val="Textedelespacerserv"/>
+                <w:rFonts w:cs="Calibri"/>
+                <w:color w:val="000000" w:themeColor="text1"/>
+                <w:sz w:val="24"/>
+                <w:szCs w:val="24"/>
+              </w:rPr>
+            </w:pPr>
             <w:r>
               <w:rPr>
                 <w:rStyle w:val="Textedelespacerserv"/>
@@ -13243,7 +14639,17 @@
                 <w:sz w:val="24"/>
                 <w:szCs w:val="24"/>
               </w:rPr>
-              <w:t xml:space="preserve"> Il m’est également possible de créer des variables CSS, je peux donc standardiser : </w:t>
+              <w:t xml:space="preserve"> Il m’est également possible de créer des variables CSS, je </w:t>
+            </w:r>
+            <w:r>
+              <w:rPr>
+                <w:rStyle w:val="Textedelespacerserv"/>
+                <w:rFonts w:cs="Calibri"/>
+                <w:color w:val="000000" w:themeColor="text1"/>
+                <w:sz w:val="24"/>
+                <w:szCs w:val="24"/>
+              </w:rPr>
+              <w:t xml:space="preserve">peux donc standardiser : </w:t>
             </w:r>
           </w:p>
           <w:p>
@@ -13253,16 +14659,16 @@
               <w:rPr>
                 <w:rStyle w:val="Textedelespacerserv"/>
                 <w:rFonts w:cs="Calibri"/>
-                <w:color w:val="EE0000"/>
-                <w:sz w:val="24"/>
-                <w:szCs w:val="24"/>
-              </w:rPr>
-            </w:pPr>
-            <w:r>
-              <w:rPr>
-                <w:rStyle w:val="Textedelespacerserv"/>
-                <w:rFonts w:cs="Calibri"/>
-                <w:color w:val="EE0000"/>
+                <w:color w:val="000000" w:themeColor="text1"/>
+                <w:sz w:val="24"/>
+                <w:szCs w:val="24"/>
+              </w:rPr>
+            </w:pPr>
+            <w:r>
+              <w:rPr>
+                <w:rStyle w:val="Textedelespacerserv"/>
+                <w:rFonts w:cs="Calibri"/>
+                <w:color w:val="000000" w:themeColor="text1"/>
                 <w:sz w:val="24"/>
                 <w:szCs w:val="24"/>
               </w:rPr>
@@ -13273,7 +14679,7 @@
               <w:rPr>
                 <w:rStyle w:val="Textedelespacerserv"/>
                 <w:rFonts w:cs="Calibri"/>
-                <w:color w:val="EE0000"/>
+                <w:color w:val="000000" w:themeColor="text1"/>
                 <w:sz w:val="24"/>
                 <w:szCs w:val="24"/>
               </w:rPr>
@@ -13284,7 +14690,7 @@
               <w:rPr>
                 <w:rStyle w:val="Textedelespacerserv"/>
                 <w:rFonts w:cs="Calibri"/>
-                <w:color w:val="EE0000"/>
+                <w:color w:val="000000" w:themeColor="text1"/>
                 <w:sz w:val="24"/>
                 <w:szCs w:val="24"/>
               </w:rPr>
@@ -13295,7 +14701,7 @@
               <w:rPr>
                 <w:rStyle w:val="Textedelespacerserv"/>
                 <w:rFonts w:cs="Calibri"/>
-                <w:color w:val="EE0000"/>
+                <w:color w:val="000000" w:themeColor="text1"/>
                 <w:sz w:val="24"/>
                 <w:szCs w:val="24"/>
               </w:rPr>
@@ -13306,7 +14712,7 @@
               <w:rPr>
                 <w:rStyle w:val="Textedelespacerserv"/>
                 <w:rFonts w:cs="Calibri"/>
-                <w:color w:val="EE0000"/>
+                <w:color w:val="000000" w:themeColor="text1"/>
                 <w:sz w:val="24"/>
                 <w:szCs w:val="24"/>
               </w:rPr>
@@ -13316,7 +14722,7 @@
               <w:rPr>
                 <w:rStyle w:val="Textedelespacerserv"/>
                 <w:rFonts w:cs="Calibri"/>
-                <w:color w:val="EE0000"/>
+                <w:color w:val="000000" w:themeColor="text1"/>
                 <w:sz w:val="24"/>
                 <w:szCs w:val="24"/>
               </w:rPr>
@@ -13327,7 +14733,7 @@
               <w:rPr>
                 <w:rStyle w:val="Textedelespacerserv"/>
                 <w:rFonts w:cs="Calibri"/>
-                <w:color w:val="EE0000"/>
+                <w:color w:val="000000" w:themeColor="text1"/>
                 <w:sz w:val="24"/>
                 <w:szCs w:val="24"/>
               </w:rPr>
@@ -13338,7 +14744,7 @@
               <w:rPr>
                 <w:rStyle w:val="Textedelespacerserv"/>
                 <w:rFonts w:cs="Calibri"/>
-                <w:color w:val="EE0000"/>
+                <w:color w:val="000000" w:themeColor="text1"/>
                 <w:sz w:val="24"/>
                 <w:szCs w:val="24"/>
               </w:rPr>
@@ -13349,7 +14755,7 @@
               <w:rPr>
                 <w:rStyle w:val="Textedelespacerserv"/>
                 <w:rFonts w:cs="Calibri"/>
-                <w:color w:val="EE0000"/>
+                <w:color w:val="000000" w:themeColor="text1"/>
                 <w:sz w:val="24"/>
                 <w:szCs w:val="24"/>
               </w:rPr>
@@ -13360,17 +14766,39 @@
               <w:rPr>
                 <w:rStyle w:val="Textedelespacerserv"/>
                 <w:rFonts w:cs="Calibri"/>
-                <w:color w:val="EE0000"/>
-                <w:sz w:val="24"/>
-                <w:szCs w:val="24"/>
-              </w:rPr>
-              <w:t xml:space="preserve"> = hauteur, font-size = taille de police), border radius (arrondis des angles), ombres, durées d’animation/transitions, polices gradients. C’est une bonne pratique à plusieurs niveau : elle permet : une meilleure lisibilité et maintenabilité du code, de livrer du code plus rapidement (pas de réflexion à choisir la bonne couleur) et permet de changer sur une ou plusieurs pages entière tous les éléments ayant pour paramètre d’attribut une variable, une meilleure cohérence visuelle </w:t>
-            </w:r>
-            <w:r>
-              <w:rPr>
-                <w:rStyle w:val="Textedelespacerserv"/>
-                <w:rFonts w:cs="Calibri"/>
-                <w:color w:val="EE0000"/>
+                <w:color w:val="000000" w:themeColor="text1"/>
+                <w:sz w:val="24"/>
+                <w:szCs w:val="24"/>
+              </w:rPr>
+              <w:t xml:space="preserve"> = hauteur, font-size = taille de police), border radius (arrondis des angles), ombres, durées d’animation/transitions, polices gradients. C’est une bonne pratique à </w:t>
+            </w:r>
+            <w:proofErr w:type="gramStart"/>
+            <w:r>
+              <w:rPr>
+                <w:rStyle w:val="Textedelespacerserv"/>
+                <w:rFonts w:cs="Calibri"/>
+                <w:color w:val="000000" w:themeColor="text1"/>
+                <w:sz w:val="24"/>
+                <w:szCs w:val="24"/>
+              </w:rPr>
+              <w:t>plusieurs niveau</w:t>
+            </w:r>
+            <w:proofErr w:type="gramEnd"/>
+            <w:r>
+              <w:rPr>
+                <w:rStyle w:val="Textedelespacerserv"/>
+                <w:rFonts w:cs="Calibri"/>
+                <w:color w:val="000000" w:themeColor="text1"/>
+                <w:sz w:val="24"/>
+                <w:szCs w:val="24"/>
+              </w:rPr>
+              <w:t xml:space="preserve"> : elle permet : une meilleure lisibilité et maintenabilité du code, de livrer du code plus rapidement (pas de réflexion à choisir la bonne couleur) et permet de changer sur une ou plusieurs pages entière tous les éléments ayant pour paramètre d’attribut une variable, une meilleure cohérence visuelle </w:t>
+            </w:r>
+            <w:r>
+              <w:rPr>
+                <w:rStyle w:val="Textedelespacerserv"/>
+                <w:rFonts w:cs="Calibri"/>
+                <w:color w:val="000000" w:themeColor="text1"/>
                 <w:sz w:val="24"/>
                 <w:szCs w:val="24"/>
               </w:rPr>
@@ -13380,7 +14808,7 @@
               <w:rPr>
                 <w:rStyle w:val="Textedelespacerserv"/>
                 <w:rFonts w:cs="Calibri"/>
-                <w:color w:val="EE0000"/>
+                <w:color w:val="000000" w:themeColor="text1"/>
                 <w:sz w:val="24"/>
                 <w:szCs w:val="24"/>
               </w:rPr>
@@ -13390,7 +14818,7 @@
               <w:rPr>
                 <w:rStyle w:val="Textedelespacerserv"/>
                 <w:rFonts w:cs="Calibri"/>
-                <w:color w:val="EE0000"/>
+                <w:color w:val="000000" w:themeColor="text1"/>
                 <w:sz w:val="24"/>
                 <w:szCs w:val="24"/>
               </w:rPr>
@@ -13400,7 +14828,7 @@
               <w:rPr>
                 <w:rStyle w:val="Textedelespacerserv"/>
                 <w:rFonts w:cs="Calibri"/>
-                <w:color w:val="EE0000"/>
+                <w:color w:val="000000" w:themeColor="text1"/>
                 <w:sz w:val="24"/>
                 <w:szCs w:val="24"/>
               </w:rPr>
@@ -13410,7 +14838,7 @@
               <w:rPr>
                 <w:rStyle w:val="Textedelespacerserv"/>
                 <w:rFonts w:cs="Calibri"/>
-                <w:color w:val="EE0000"/>
+                <w:color w:val="000000" w:themeColor="text1"/>
                 <w:sz w:val="24"/>
                 <w:szCs w:val="24"/>
               </w:rPr>
@@ -13447,7 +14875,17 @@
                 <w:sz w:val="24"/>
                 <w:szCs w:val="24"/>
               </w:rPr>
-              <w:t xml:space="preserve">ut en ayant conscience de l’approche mobile first, c’est-à-dire partir du plus petit écran au plus grand, j’utilise des </w:t>
+              <w:t xml:space="preserve">ut en ayant conscience de l’approche mobile first, c’est-à-dire partir </w:t>
+            </w:r>
+            <w:r>
+              <w:rPr>
+                <w:rStyle w:val="Textedelespacerserv"/>
+                <w:rFonts w:cs="Calibri"/>
+                <w:color w:val="000000" w:themeColor="text1"/>
+                <w:sz w:val="24"/>
+                <w:szCs w:val="24"/>
+              </w:rPr>
+              <w:t xml:space="preserve">du plus petit écran au plus grand, j’utilise des </w:t>
             </w:r>
             <w:proofErr w:type="spellStart"/>
             <w:r>
@@ -13475,7 +14913,7 @@
               <w:rPr>
                 <w:rStyle w:val="Textedelespacerserv"/>
                 <w:rFonts w:cs="Calibri"/>
-                <w:color w:val="EE0000"/>
+                <w:color w:val="000000" w:themeColor="text1"/>
                 <w:sz w:val="24"/>
                 <w:szCs w:val="24"/>
               </w:rPr>
@@ -13485,7 +14923,7 @@
               <w:rPr>
                 <w:rStyle w:val="Textedelespacerserv"/>
                 <w:rFonts w:cs="Calibri"/>
-                <w:color w:val="EE0000"/>
+                <w:color w:val="000000" w:themeColor="text1"/>
                 <w:sz w:val="24"/>
                 <w:szCs w:val="24"/>
               </w:rPr>
@@ -13495,21 +14933,32 @@
               <w:rPr>
                 <w:rStyle w:val="Textedelespacerserv"/>
                 <w:rFonts w:cs="Calibri"/>
-                <w:color w:val="EE0000"/>
-                <w:sz w:val="24"/>
-                <w:szCs w:val="24"/>
-              </w:rPr>
-              <w:t xml:space="preserve"> design s’adapte pour le mode de tablette</w:t>
-            </w:r>
-            <w:r>
-              <w:rPr>
-                <w:rStyle w:val="Textedelespacerserv"/>
-                <w:rFonts w:cs="Calibri"/>
-                <w:color w:val="000000" w:themeColor="text1"/>
-                <w:sz w:val="24"/>
-                <w:szCs w:val="24"/>
-              </w:rPr>
-              <w:t>, ensuite c’est petit laptop : 1024 px de largeur minimale, grand écran : 1280px, et très grands écrans (1536 px).</w:t>
+                <w:color w:val="000000" w:themeColor="text1"/>
+                <w:sz w:val="24"/>
+                <w:szCs w:val="24"/>
+              </w:rPr>
+              <w:t xml:space="preserve"> design </w:t>
+            </w:r>
+            <w:r>
+              <w:rPr>
+                <w:rStyle w:val="Textedelespacerserv"/>
+                <w:rFonts w:cs="Calibri"/>
+                <w:color w:val="000000" w:themeColor="text1"/>
+                <w:sz w:val="24"/>
+                <w:szCs w:val="24"/>
+              </w:rPr>
+              <w:lastRenderedPageBreak/>
+              <w:t>s’adapte pour le mode de tablette,</w:t>
+            </w:r>
+            <w:r>
+              <w:rPr>
+                <w:rStyle w:val="Textedelespacerserv"/>
+                <w:rFonts w:cs="Calibri"/>
+                <w:color w:val="000000" w:themeColor="text1"/>
+                <w:sz w:val="24"/>
+                <w:szCs w:val="24"/>
+              </w:rPr>
+              <w:t xml:space="preserve"> ensuite c’est petit laptop : 1024 px de largeur minimale, grand écran : 1280px, et très grands écrans (1536 px).</w:t>
             </w:r>
           </w:p>
           <w:p>
@@ -13585,7 +15034,6 @@
                 <w:sz w:val="24"/>
                 <w:szCs w:val="24"/>
               </w:rPr>
-              <w:lastRenderedPageBreak/>
               <w:t>J’utilise ensuite Lighthouse pour analyser son score de :</w:t>
             </w:r>
           </w:p>
@@ -13632,6 +15080,7 @@
                 <w:szCs w:val="24"/>
               </w:rPr>
             </w:pPr>
+            <w:proofErr w:type="gramStart"/>
             <w:r>
               <w:rPr>
                 <w:rStyle w:val="Textedelespacerserv"/>
@@ -13642,6 +15091,7 @@
               </w:rPr>
               <w:t>d’accessibilité</w:t>
             </w:r>
+            <w:proofErr w:type="gramEnd"/>
           </w:p>
           <w:p>
             <w:pPr>
@@ -13659,15 +15109,27 @@
                 <w:szCs w:val="24"/>
               </w:rPr>
             </w:pPr>
-            <w:r>
-              <w:rPr>
-                <w:rStyle w:val="Textedelespacerserv"/>
-                <w:rFonts w:cs="Calibri"/>
-                <w:color w:val="000000" w:themeColor="text1"/>
-                <w:sz w:val="24"/>
-                <w:szCs w:val="24"/>
-              </w:rPr>
-              <w:t>le référencement SEO</w:t>
+            <w:proofErr w:type="gramStart"/>
+            <w:r>
+              <w:rPr>
+                <w:rStyle w:val="Textedelespacerserv"/>
+                <w:rFonts w:cs="Calibri"/>
+                <w:color w:val="000000" w:themeColor="text1"/>
+                <w:sz w:val="24"/>
+                <w:szCs w:val="24"/>
+              </w:rPr>
+              <w:t>le</w:t>
+            </w:r>
+            <w:proofErr w:type="gramEnd"/>
+            <w:r>
+              <w:rPr>
+                <w:rStyle w:val="Textedelespacerserv"/>
+                <w:rFonts w:cs="Calibri"/>
+                <w:color w:val="000000" w:themeColor="text1"/>
+                <w:sz w:val="24"/>
+                <w:szCs w:val="24"/>
+              </w:rPr>
+              <w:t xml:space="preserve"> référencement SEO</w:t>
             </w:r>
           </w:p>
           <w:p>
@@ -13686,15 +15148,27 @@
                 <w:szCs w:val="24"/>
               </w:rPr>
             </w:pPr>
-            <w:r>
-              <w:rPr>
-                <w:rStyle w:val="Textedelespacerserv"/>
-                <w:rFonts w:cs="Calibri"/>
-                <w:color w:val="000000" w:themeColor="text1"/>
-                <w:sz w:val="24"/>
-                <w:szCs w:val="24"/>
-              </w:rPr>
-              <w:t>les bonnes pratiques</w:t>
+            <w:proofErr w:type="gramStart"/>
+            <w:r>
+              <w:rPr>
+                <w:rStyle w:val="Textedelespacerserv"/>
+                <w:rFonts w:cs="Calibri"/>
+                <w:color w:val="000000" w:themeColor="text1"/>
+                <w:sz w:val="24"/>
+                <w:szCs w:val="24"/>
+              </w:rPr>
+              <w:t>les</w:t>
+            </w:r>
+            <w:proofErr w:type="gramEnd"/>
+            <w:r>
+              <w:rPr>
+                <w:rStyle w:val="Textedelespacerserv"/>
+                <w:rFonts w:cs="Calibri"/>
+                <w:color w:val="000000" w:themeColor="text1"/>
+                <w:sz w:val="24"/>
+                <w:szCs w:val="24"/>
+              </w:rPr>
+              <w:t xml:space="preserve"> bonnes pratiques</w:t>
             </w:r>
             <w:r>
               <w:rPr>
@@ -13841,19 +15315,65 @@
             </w:pPr>
             <w:r>
               <w:rPr>
-                <w:rStyle w:val="Textedelespacerserv"/>
+                <w:color w:val="808080"/>
                 <w:sz w:val="20"/>
                 <w:szCs w:val="20"/>
               </w:rPr>
-              <w:t>Cliquez ici pour taper du texte.</w:t>
-            </w:r>
-            <w:r>
-              <w:rPr>
-                <w:rStyle w:val="Textedelespacerserv"/>
+              <w:t>HTML5 (balises sémantiques, formulaires), CSS3 (</w:t>
+            </w:r>
+            <w:proofErr w:type="spellStart"/>
+            <w:r>
+              <w:rPr>
+                <w:color w:val="808080"/>
                 <w:sz w:val="20"/>
                 <w:szCs w:val="20"/>
               </w:rPr>
-              <w:t xml:space="preserve"> </w:t>
+              <w:t>Flexbox</w:t>
+            </w:r>
+            <w:proofErr w:type="spellEnd"/>
+            <w:r>
+              <w:rPr>
+                <w:color w:val="808080"/>
+                <w:sz w:val="20"/>
+                <w:szCs w:val="20"/>
+              </w:rPr>
+              <w:t xml:space="preserve">, </w:t>
+            </w:r>
+            <w:proofErr w:type="spellStart"/>
+            <w:r>
+              <w:rPr>
+                <w:color w:val="808080"/>
+                <w:sz w:val="20"/>
+                <w:szCs w:val="20"/>
+              </w:rPr>
+              <w:t>Grid</w:t>
+            </w:r>
+            <w:proofErr w:type="spellEnd"/>
+            <w:r>
+              <w:rPr>
+                <w:color w:val="808080"/>
+                <w:sz w:val="20"/>
+                <w:szCs w:val="20"/>
+              </w:rPr>
+              <w:t xml:space="preserve">, transitions, dégradés, variables CSS), media </w:t>
+            </w:r>
+            <w:proofErr w:type="spellStart"/>
+            <w:r>
+              <w:rPr>
+                <w:color w:val="808080"/>
+                <w:sz w:val="20"/>
+                <w:szCs w:val="20"/>
+              </w:rPr>
+              <w:t>queries</w:t>
+            </w:r>
+            <w:proofErr w:type="spellEnd"/>
+            <w:r>
+              <w:rPr>
+                <w:color w:val="808080"/>
+                <w:sz w:val="20"/>
+                <w:szCs w:val="20"/>
+              </w:rPr>
+              <w:t xml:space="preserve"> pour le responsive design, Visual Studio Code</w:t>
             </w:r>
           </w:p>
         </w:tc>
@@ -13979,10 +15499,24 @@
             </w:pPr>
             <w:r>
               <w:rPr>
-                <w:rStyle w:val="Textedelespacerserv"/>
+                <w:color w:val="808080"/>
               </w:rPr>
               <w:lastRenderedPageBreak/>
-              <w:t>Cliquez ici pour taper du texte.</w:t>
+              <w:t xml:space="preserve">Exercices réalisés individuellement dans le cadre de la formation à </w:t>
+            </w:r>
+            <w:proofErr w:type="spellStart"/>
+            <w:r>
+              <w:rPr>
+                <w:color w:val="808080"/>
+              </w:rPr>
+              <w:t>LaPlateforme</w:t>
+            </w:r>
+            <w:proofErr w:type="spellEnd"/>
+            <w:r>
+              <w:rPr>
+                <w:color w:val="808080"/>
+              </w:rPr>
+              <w:t>, sous la supervision des formateurs.</w:t>
             </w:r>
           </w:p>
         </w:tc>
@@ -14333,9 +15867,9 @@
             </w:pPr>
             <w:r>
               <w:rPr>
-                <w:rStyle w:val="Textedelespacerserv"/>
-              </w:rPr>
-              <w:t>Cliquez ici pour taper du texte.</w:t>
+                <w:color w:val="808080"/>
+              </w:rPr>
+              <w:t>Exercices de formation – Intégration HTML/CSS</w:t>
             </w:r>
           </w:p>
         </w:tc>
@@ -14449,9 +15983,9 @@
             </w:pPr>
             <w:r>
               <w:rPr>
-                <w:rStyle w:val="Textedelespacerserv"/>
-              </w:rPr>
-              <w:t>Cliquez ici</w:t>
+                <w:color w:val="808080"/>
+              </w:rPr>
+              <w:t>23/06/2025</w:t>
             </w:r>
           </w:p>
         </w:tc>
@@ -14470,6 +16004,7 @@
               <w:pStyle w:val="Standard"/>
               <w:spacing w:after="0" w:line="240" w:lineRule="auto"/>
             </w:pPr>
+            <w:proofErr w:type="gramStart"/>
             <w:r>
               <w:rPr>
                 <w:rFonts w:cs="Calibri"/>
@@ -14478,6 +16013,7 @@
               </w:rPr>
               <w:t>au</w:t>
             </w:r>
+            <w:proofErr w:type="gramEnd"/>
           </w:p>
         </w:tc>
         <w:tc>
@@ -14500,9 +16036,9 @@
             </w:pPr>
             <w:r>
               <w:rPr>
-                <w:rStyle w:val="Textedelespacerserv"/>
-              </w:rPr>
-              <w:t>Cliquez ici</w:t>
+                <w:color w:val="808080"/>
+              </w:rPr>
+              <w:t>27/06/2025</w:t>
             </w:r>
           </w:p>
         </w:tc>
@@ -16031,6 +17567,7 @@
               <w:pStyle w:val="Standard"/>
               <w:spacing w:after="0" w:line="240" w:lineRule="auto"/>
             </w:pPr>
+            <w:proofErr w:type="gramStart"/>
             <w:r>
               <w:rPr>
                 <w:rFonts w:cs="Calibri"/>
@@ -16039,6 +17576,7 @@
               </w:rPr>
               <w:t>au</w:t>
             </w:r>
+            <w:proofErr w:type="gramEnd"/>
           </w:p>
         </w:tc>
         <w:tc>
@@ -16849,14 +18387,25 @@
                 <w:szCs w:val="24"/>
               </w:rPr>
             </w:pPr>
-            <w:r>
-              <w:rPr>
-                <w:rStyle w:val="Textedelespacerserv"/>
-                <w:color w:val="000000" w:themeColor="text1"/>
-                <w:sz w:val="24"/>
-                <w:szCs w:val="24"/>
-              </w:rPr>
-              <w:t>elle possède une forte structure, contraignante, peu de souplesse lorsque défini,</w:t>
+            <w:proofErr w:type="gramStart"/>
+            <w:r>
+              <w:rPr>
+                <w:rStyle w:val="Textedelespacerserv"/>
+                <w:color w:val="000000" w:themeColor="text1"/>
+                <w:sz w:val="24"/>
+                <w:szCs w:val="24"/>
+              </w:rPr>
+              <w:t>elle</w:t>
+            </w:r>
+            <w:proofErr w:type="gramEnd"/>
+            <w:r>
+              <w:rPr>
+                <w:rStyle w:val="Textedelespacerserv"/>
+                <w:color w:val="000000" w:themeColor="text1"/>
+                <w:sz w:val="24"/>
+                <w:szCs w:val="24"/>
+              </w:rPr>
+              <w:t xml:space="preserve"> possède une forte structure, contraignante, peu de souplesse lorsque défini,</w:t>
             </w:r>
           </w:p>
           <w:p>
@@ -16874,14 +18423,25 @@
                 <w:szCs w:val="24"/>
               </w:rPr>
             </w:pPr>
-            <w:r>
-              <w:rPr>
-                <w:rStyle w:val="Textedelespacerserv"/>
-                <w:color w:val="000000" w:themeColor="text1"/>
-                <w:sz w:val="24"/>
-                <w:szCs w:val="24"/>
-              </w:rPr>
-              <w:t>une grande courbe d’apprentissage,</w:t>
+            <w:proofErr w:type="gramStart"/>
+            <w:r>
+              <w:rPr>
+                <w:rStyle w:val="Textedelespacerserv"/>
+                <w:color w:val="000000" w:themeColor="text1"/>
+                <w:sz w:val="24"/>
+                <w:szCs w:val="24"/>
+              </w:rPr>
+              <w:t>une</w:t>
+            </w:r>
+            <w:proofErr w:type="gramEnd"/>
+            <w:r>
+              <w:rPr>
+                <w:rStyle w:val="Textedelespacerserv"/>
+                <w:color w:val="000000" w:themeColor="text1"/>
+                <w:sz w:val="24"/>
+                <w:szCs w:val="24"/>
+              </w:rPr>
+              <w:t xml:space="preserve"> grande courbe d’apprentissage,</w:t>
             </w:r>
           </w:p>
           <w:p>
@@ -16899,14 +18459,25 @@
                 <w:szCs w:val="24"/>
               </w:rPr>
             </w:pPr>
-            <w:r>
-              <w:rPr>
-                <w:rStyle w:val="Textedelespacerserv"/>
-                <w:color w:val="000000" w:themeColor="text1"/>
-                <w:sz w:val="24"/>
-                <w:szCs w:val="24"/>
-              </w:rPr>
-              <w:t xml:space="preserve">une faible consommation hardware, </w:t>
+            <w:proofErr w:type="gramStart"/>
+            <w:r>
+              <w:rPr>
+                <w:rStyle w:val="Textedelespacerserv"/>
+                <w:color w:val="000000" w:themeColor="text1"/>
+                <w:sz w:val="24"/>
+                <w:szCs w:val="24"/>
+              </w:rPr>
+              <w:t>une</w:t>
+            </w:r>
+            <w:proofErr w:type="gramEnd"/>
+            <w:r>
+              <w:rPr>
+                <w:rStyle w:val="Textedelespacerserv"/>
+                <w:color w:val="000000" w:themeColor="text1"/>
+                <w:sz w:val="24"/>
+                <w:szCs w:val="24"/>
+              </w:rPr>
+              <w:t xml:space="preserve"> faible consommation hardware, </w:t>
             </w:r>
           </w:p>
           <w:p>
@@ -16924,14 +18495,25 @@
                 <w:szCs w:val="24"/>
               </w:rPr>
             </w:pPr>
-            <w:r>
-              <w:rPr>
-                <w:rStyle w:val="Textedelespacerserv"/>
-                <w:color w:val="000000" w:themeColor="text1"/>
-                <w:sz w:val="24"/>
-                <w:szCs w:val="24"/>
-              </w:rPr>
-              <w:t>et une forte dichotomie</w:t>
+            <w:proofErr w:type="gramStart"/>
+            <w:r>
+              <w:rPr>
+                <w:rStyle w:val="Textedelespacerserv"/>
+                <w:color w:val="000000" w:themeColor="text1"/>
+                <w:sz w:val="24"/>
+                <w:szCs w:val="24"/>
+              </w:rPr>
+              <w:t>et</w:t>
+            </w:r>
+            <w:proofErr w:type="gramEnd"/>
+            <w:r>
+              <w:rPr>
+                <w:rStyle w:val="Textedelespacerserv"/>
+                <w:color w:val="000000" w:themeColor="text1"/>
+                <w:sz w:val="24"/>
+                <w:szCs w:val="24"/>
+              </w:rPr>
+              <w:t xml:space="preserve"> une forte dichotomie</w:t>
             </w:r>
             <w:r>
               <w:rPr>
@@ -18369,6 +19951,7 @@
               <w:pStyle w:val="Standard"/>
               <w:spacing w:after="0" w:line="240" w:lineRule="auto"/>
             </w:pPr>
+            <w:proofErr w:type="gramStart"/>
             <w:r>
               <w:rPr>
                 <w:rFonts w:cs="Calibri"/>
@@ -18377,6 +19960,7 @@
               </w:rPr>
               <w:t>au</w:t>
             </w:r>
+            <w:proofErr w:type="gramEnd"/>
           </w:p>
         </w:tc>
         <w:tc>
@@ -19453,7 +21037,25 @@
                 <w:sz w:val="24"/>
                 <w:szCs w:val="24"/>
               </w:rPr>
-              <w:t>La validation des données est assurée grâce à Jakarta Validation (Bean Validation). Elle permet de définir des contraintes directement au niveau de l’entité, comme @NotBlank, @Email ou @Size. Ces annotations garantissent l’intégrité des données avant leur persistance en base de données et permettent de renvoyer des erreurs claires en cas de données invalides.</w:t>
+              <w:t>La validation des données est assurée grâce à Jakarta Validation (Bean Validation). Elle permet de définir des contraintes directement au niveau de l’entité, comme @NotBlank, @</w:t>
+            </w:r>
+            <w:proofErr w:type="gramStart"/>
+            <w:r>
+              <w:rPr>
+                <w:color w:val="000000" w:themeColor="text1"/>
+                <w:sz w:val="24"/>
+                <w:szCs w:val="24"/>
+              </w:rPr>
+              <w:t>Email</w:t>
+            </w:r>
+            <w:proofErr w:type="gramEnd"/>
+            <w:r>
+              <w:rPr>
+                <w:color w:val="000000" w:themeColor="text1"/>
+                <w:sz w:val="24"/>
+                <w:szCs w:val="24"/>
+              </w:rPr>
+              <w:t xml:space="preserve"> ou @Size. Ces annotations garantissent l’intégrité des données avant leur persistance en base de données et permettent de renvoyer des erreurs claires en cas de données invalides.</w:t>
             </w:r>
           </w:p>
           <w:p>
@@ -20435,7 +22037,27 @@
                 <w:lang w:val="en-GB"/>
               </w:rPr>
               <w:lastRenderedPageBreak/>
-              <w:t xml:space="preserve">Query Methods : </w:t>
+              <w:t xml:space="preserve">Query </w:t>
+            </w:r>
+            <w:proofErr w:type="gramStart"/>
+            <w:r>
+              <w:rPr>
+                <w:color w:val="000000" w:themeColor="text1"/>
+                <w:sz w:val="24"/>
+                <w:szCs w:val="24"/>
+                <w:lang w:val="en-GB"/>
+              </w:rPr>
+              <w:t>Methods :</w:t>
+            </w:r>
+            <w:proofErr w:type="gramEnd"/>
+            <w:r>
+              <w:rPr>
+                <w:color w:val="000000" w:themeColor="text1"/>
+                <w:sz w:val="24"/>
+                <w:szCs w:val="24"/>
+                <w:lang w:val="en-GB"/>
+              </w:rPr>
+              <w:t xml:space="preserve"> </w:t>
             </w:r>
             <w:proofErr w:type="spellStart"/>
             <w:r>
@@ -20813,6 +22435,7 @@
               </w:rPr>
             </w:pPr>
             <w:proofErr w:type="spellStart"/>
+            <w:proofErr w:type="gramStart"/>
             <w:r>
               <w:rPr>
                 <w:color w:val="000000" w:themeColor="text1"/>
@@ -20828,7 +22451,34 @@
                 <w:sz w:val="24"/>
                 <w:szCs w:val="24"/>
               </w:rPr>
-              <w:t xml:space="preserve">(String email) </w:t>
+              <w:t>(</w:t>
+            </w:r>
+            <w:proofErr w:type="gramEnd"/>
+            <w:r>
+              <w:rPr>
+                <w:color w:val="000000" w:themeColor="text1"/>
+                <w:sz w:val="24"/>
+                <w:szCs w:val="24"/>
+              </w:rPr>
+              <w:t xml:space="preserve">String </w:t>
+            </w:r>
+            <w:proofErr w:type="gramStart"/>
+            <w:r>
+              <w:rPr>
+                <w:color w:val="000000" w:themeColor="text1"/>
+                <w:sz w:val="24"/>
+                <w:szCs w:val="24"/>
+              </w:rPr>
+              <w:t>email</w:t>
+            </w:r>
+            <w:proofErr w:type="gramEnd"/>
+            <w:r>
+              <w:rPr>
+                <w:color w:val="000000" w:themeColor="text1"/>
+                <w:sz w:val="24"/>
+                <w:szCs w:val="24"/>
+              </w:rPr>
+              <w:t xml:space="preserve">) </w:t>
             </w:r>
           </w:p>
           <w:p>
@@ -20846,6 +22496,7 @@
               </w:rPr>
             </w:pPr>
             <w:proofErr w:type="spellStart"/>
+            <w:proofErr w:type="gramStart"/>
             <w:r>
               <w:rPr>
                 <w:color w:val="000000" w:themeColor="text1"/>
@@ -20861,7 +22512,34 @@
                 <w:sz w:val="24"/>
                 <w:szCs w:val="24"/>
               </w:rPr>
-              <w:t xml:space="preserve">(String email) </w:t>
+              <w:t>(</w:t>
+            </w:r>
+            <w:proofErr w:type="gramEnd"/>
+            <w:r>
+              <w:rPr>
+                <w:color w:val="000000" w:themeColor="text1"/>
+                <w:sz w:val="24"/>
+                <w:szCs w:val="24"/>
+              </w:rPr>
+              <w:t xml:space="preserve">String </w:t>
+            </w:r>
+            <w:proofErr w:type="gramStart"/>
+            <w:r>
+              <w:rPr>
+                <w:color w:val="000000" w:themeColor="text1"/>
+                <w:sz w:val="24"/>
+                <w:szCs w:val="24"/>
+              </w:rPr>
+              <w:t>email</w:t>
+            </w:r>
+            <w:proofErr w:type="gramEnd"/>
+            <w:r>
+              <w:rPr>
+                <w:color w:val="000000" w:themeColor="text1"/>
+                <w:sz w:val="24"/>
+                <w:szCs w:val="24"/>
+              </w:rPr>
+              <w:t xml:space="preserve">) </w:t>
             </w:r>
           </w:p>
           <w:p>
@@ -20879,6 +22557,7 @@
               </w:rPr>
             </w:pPr>
             <w:proofErr w:type="spellStart"/>
+            <w:proofErr w:type="gramStart"/>
             <w:r>
               <w:rPr>
                 <w:color w:val="000000" w:themeColor="text1"/>
@@ -20894,7 +22573,16 @@
                 <w:sz w:val="24"/>
                 <w:szCs w:val="24"/>
               </w:rPr>
-              <w:t xml:space="preserve">(String </w:t>
+              <w:t>(</w:t>
+            </w:r>
+            <w:proofErr w:type="gramEnd"/>
+            <w:r>
+              <w:rPr>
+                <w:color w:val="000000" w:themeColor="text1"/>
+                <w:sz w:val="24"/>
+                <w:szCs w:val="24"/>
+              </w:rPr>
+              <w:t xml:space="preserve">String </w:t>
             </w:r>
             <w:proofErr w:type="spellStart"/>
             <w:r>
@@ -22230,6 +23918,7 @@
               <w:pStyle w:val="Standard"/>
               <w:spacing w:after="0" w:line="240" w:lineRule="auto"/>
             </w:pPr>
+            <w:proofErr w:type="gramStart"/>
             <w:r>
               <w:rPr>
                 <w:rFonts w:cs="Calibri"/>
@@ -22238,6 +23927,7 @@
               </w:rPr>
               <w:t>au</w:t>
             </w:r>
+            <w:proofErr w:type="gramEnd"/>
           </w:p>
         </w:tc>
         <w:tc>
@@ -23044,7 +24734,25 @@
                 <w:bCs/>
                 <w:color w:val="404040"/>
               </w:rPr>
-              <w:t xml:space="preserve"> garantissant l’existence de données, @Email garantissant un format mail, </w:t>
+              <w:t xml:space="preserve"> garantissant l’existence de données, @</w:t>
+            </w:r>
+            <w:proofErr w:type="gramStart"/>
+            <w:r>
+              <w:rPr>
+                <w:rFonts w:cs="Calibri"/>
+                <w:bCs/>
+                <w:color w:val="404040"/>
+              </w:rPr>
+              <w:t>Email</w:t>
+            </w:r>
+            <w:proofErr w:type="gramEnd"/>
+            <w:r>
+              <w:rPr>
+                <w:rFonts w:cs="Calibri"/>
+                <w:bCs/>
+                <w:color w:val="404040"/>
+              </w:rPr>
+              <w:t xml:space="preserve"> garantissant un format mail, </w:t>
             </w:r>
             <w:proofErr w:type="spellStart"/>
             <w:r>
@@ -23873,6 +25581,7 @@
               <w:pStyle w:val="Standard"/>
               <w:spacing w:after="0" w:line="240" w:lineRule="auto"/>
             </w:pPr>
+            <w:proofErr w:type="gramStart"/>
             <w:r>
               <w:rPr>
                 <w:rFonts w:cs="Calibri"/>
@@ -23881,6 +25590,7 @@
               </w:rPr>
               <w:t>au</w:t>
             </w:r>
+            <w:proofErr w:type="gramEnd"/>
           </w:p>
         </w:tc>
         <w:tc>
@@ -24796,8 +26506,9 @@
                 <w:szCs w:val="24"/>
                 <w:lang w:val="en-GB"/>
               </w:rPr>
-              <w:t xml:space="preserve">Front-end : </w:t>
-            </w:r>
+              <w:t>Front-</w:t>
+            </w:r>
+            <w:proofErr w:type="gramStart"/>
             <w:r>
               <w:rPr>
                 <w:rStyle w:val="Textedelespacerserv"/>
@@ -24806,6 +26517,27 @@
                 <w:szCs w:val="24"/>
                 <w:lang w:val="en-GB"/>
               </w:rPr>
+              <w:t>end :</w:t>
+            </w:r>
+            <w:proofErr w:type="gramEnd"/>
+            <w:r>
+              <w:rPr>
+                <w:rStyle w:val="Textedelespacerserv"/>
+                <w:color w:val="000000" w:themeColor="text1"/>
+                <w:sz w:val="24"/>
+                <w:szCs w:val="24"/>
+                <w:lang w:val="en-GB"/>
+              </w:rPr>
+              <w:t xml:space="preserve"> </w:t>
+            </w:r>
+            <w:r>
+              <w:rPr>
+                <w:rStyle w:val="Textedelespacerserv"/>
+                <w:color w:val="000000" w:themeColor="text1"/>
+                <w:sz w:val="24"/>
+                <w:szCs w:val="24"/>
+                <w:lang w:val="en-GB"/>
+              </w:rPr>
               <w:t xml:space="preserve">HTML 5, CSS 3, JS, </w:t>
             </w:r>
             <w:r>
@@ -24859,7 +26591,29 @@
                 <w:szCs w:val="24"/>
                 <w:lang w:val="en-GB"/>
               </w:rPr>
-              <w:t>Back-end : Java Spring Boot</w:t>
+              <w:t>Back-</w:t>
+            </w:r>
+            <w:proofErr w:type="gramStart"/>
+            <w:r>
+              <w:rPr>
+                <w:rStyle w:val="Textedelespacerserv"/>
+                <w:color w:val="000000" w:themeColor="text1"/>
+                <w:sz w:val="24"/>
+                <w:szCs w:val="24"/>
+                <w:lang w:val="en-GB"/>
+              </w:rPr>
+              <w:t>end :</w:t>
+            </w:r>
+            <w:proofErr w:type="gramEnd"/>
+            <w:r>
+              <w:rPr>
+                <w:rStyle w:val="Textedelespacerserv"/>
+                <w:color w:val="000000" w:themeColor="text1"/>
+                <w:sz w:val="24"/>
+                <w:szCs w:val="24"/>
+                <w:lang w:val="en-GB"/>
+              </w:rPr>
+              <w:t xml:space="preserve"> Java Spring Boot</w:t>
             </w:r>
             <w:r>
               <w:rPr>
@@ -25147,7 +26901,19 @@
                 <w:sz w:val="24"/>
                 <w:szCs w:val="24"/>
               </w:rPr>
-              <w:t>git clone url-du-projet</w:t>
+              <w:t>git clone url-du-</w:t>
+            </w:r>
+            <w:proofErr w:type="gramStart"/>
+            <w:r>
+              <w:rPr>
+                <w:rStyle w:val="Textedelespacerserv"/>
+                <w:i/>
+                <w:iCs/>
+                <w:color w:val="000000" w:themeColor="text1"/>
+                <w:sz w:val="24"/>
+                <w:szCs w:val="24"/>
+              </w:rPr>
+              <w:t>projet</w:t>
             </w:r>
             <w:r>
               <w:rPr>
@@ -25167,6 +26933,7 @@
               </w:rPr>
               <w:t>,</w:t>
             </w:r>
+            <w:proofErr w:type="gramEnd"/>
             <w:r>
               <w:rPr>
                 <w:rStyle w:val="Textedelespacerserv"/>
@@ -25278,7 +27045,17 @@
                 <w:sz w:val="24"/>
                 <w:szCs w:val="24"/>
               </w:rPr>
-              <w:t>un fichier .</w:t>
+              <w:t xml:space="preserve">un </w:t>
+            </w:r>
+            <w:proofErr w:type="gramStart"/>
+            <w:r>
+              <w:rPr>
+                <w:rStyle w:val="Textedelespacerserv"/>
+                <w:color w:val="000000" w:themeColor="text1"/>
+                <w:sz w:val="24"/>
+                <w:szCs w:val="24"/>
+              </w:rPr>
+              <w:t>fichier .</w:t>
             </w:r>
             <w:proofErr w:type="spellStart"/>
             <w:r>
@@ -25288,7 +27065,27 @@
                 <w:sz w:val="24"/>
                 <w:szCs w:val="24"/>
               </w:rPr>
-              <w:t>env.ex</w:t>
+              <w:t>env</w:t>
+            </w:r>
+            <w:proofErr w:type="gramEnd"/>
+            <w:r>
+              <w:rPr>
+                <w:rStyle w:val="Textedelespacerserv"/>
+                <w:color w:val="000000" w:themeColor="text1"/>
+                <w:sz w:val="24"/>
+                <w:szCs w:val="24"/>
+              </w:rPr>
+              <w:t>.</w:t>
+            </w:r>
+            <w:proofErr w:type="gramStart"/>
+            <w:r>
+              <w:rPr>
+                <w:rStyle w:val="Textedelespacerserv"/>
+                <w:color w:val="000000" w:themeColor="text1"/>
+                <w:sz w:val="24"/>
+                <w:szCs w:val="24"/>
+              </w:rPr>
+              <w:t>ex</w:t>
             </w:r>
             <w:r>
               <w:rPr>
@@ -25315,7 +27112,16 @@
                 <w:sz w:val="24"/>
                 <w:szCs w:val="24"/>
               </w:rPr>
-              <w:t xml:space="preserve">ela permet de garantir un environnement de déploiement reproductible sur toutes les machines. </w:t>
+              <w:t>ela</w:t>
+            </w:r>
+            <w:proofErr w:type="gramEnd"/>
+            <w:r>
+              <w:rPr>
+                <w:color w:val="000000" w:themeColor="text1"/>
+                <w:sz w:val="24"/>
+                <w:szCs w:val="24"/>
+              </w:rPr>
+              <w:t xml:space="preserve"> permet de garantir un environnement de déploiement reproductible sur toutes les machines. </w:t>
             </w:r>
           </w:p>
           <w:p>
@@ -25357,7 +27163,17 @@
                 <w:sz w:val="24"/>
                 <w:szCs w:val="24"/>
               </w:rPr>
-              <w:t>es vraies variables ne doivent jamais être commit ou push, ils sont placés dans un fichier .</w:t>
+              <w:t xml:space="preserve">es vraies variables ne doivent jamais être commit ou push, ils sont placés dans un </w:t>
+            </w:r>
+            <w:proofErr w:type="gramStart"/>
+            <w:r>
+              <w:rPr>
+                <w:rStyle w:val="Textedelespacerserv"/>
+                <w:color w:val="000000" w:themeColor="text1"/>
+                <w:sz w:val="24"/>
+                <w:szCs w:val="24"/>
+              </w:rPr>
+              <w:t>fichier .</w:t>
             </w:r>
             <w:proofErr w:type="spellStart"/>
             <w:r>
@@ -25370,6 +27186,7 @@
               <w:t>env</w:t>
             </w:r>
             <w:proofErr w:type="spellEnd"/>
+            <w:proofErr w:type="gramEnd"/>
             <w:r>
               <w:rPr>
                 <w:rStyle w:val="Textedelespacerserv"/>
@@ -25386,7 +27203,17 @@
                 <w:sz w:val="24"/>
                 <w:szCs w:val="24"/>
               </w:rPr>
-              <w:t>un fichier nommé « .</w:t>
+              <w:t xml:space="preserve">un fichier nommé </w:t>
+            </w:r>
+            <w:proofErr w:type="gramStart"/>
+            <w:r>
+              <w:rPr>
+                <w:rStyle w:val="Textedelespacerserv"/>
+                <w:color w:val="000000" w:themeColor="text1"/>
+                <w:sz w:val="24"/>
+                <w:szCs w:val="24"/>
+              </w:rPr>
+              <w:t>« .</w:t>
             </w:r>
             <w:proofErr w:type="spellStart"/>
             <w:r>
@@ -25399,14 +27226,25 @@
               <w:t>gitignore</w:t>
             </w:r>
             <w:proofErr w:type="spellEnd"/>
-            <w:r>
-              <w:rPr>
-                <w:rStyle w:val="Textedelespacerserv"/>
-                <w:color w:val="000000" w:themeColor="text1"/>
-                <w:sz w:val="24"/>
-                <w:szCs w:val="24"/>
-              </w:rPr>
-              <w:t> ». Créé par le développeur le .</w:t>
+            <w:proofErr w:type="gramEnd"/>
+            <w:r>
+              <w:rPr>
+                <w:rStyle w:val="Textedelespacerserv"/>
+                <w:color w:val="000000" w:themeColor="text1"/>
+                <w:sz w:val="24"/>
+                <w:szCs w:val="24"/>
+              </w:rPr>
+              <w:t xml:space="preserve"> ». Créé par le développeur </w:t>
+            </w:r>
+            <w:proofErr w:type="gramStart"/>
+            <w:r>
+              <w:rPr>
+                <w:rStyle w:val="Textedelespacerserv"/>
+                <w:color w:val="000000" w:themeColor="text1"/>
+                <w:sz w:val="24"/>
+                <w:szCs w:val="24"/>
+              </w:rPr>
+              <w:t>le .</w:t>
             </w:r>
             <w:proofErr w:type="spellStart"/>
             <w:r>
@@ -25428,6 +27266,7 @@
               <w:t>itignore</w:t>
             </w:r>
             <w:proofErr w:type="spellEnd"/>
+            <w:proofErr w:type="gramEnd"/>
             <w:r>
               <w:rPr>
                 <w:rStyle w:val="Textedelespacerserv"/>
@@ -25467,6 +27306,7 @@
               <w:t xml:space="preserve"> avec la commande « git </w:t>
             </w:r>
             <w:proofErr w:type="spellStart"/>
+            <w:proofErr w:type="gramStart"/>
             <w:r>
               <w:rPr>
                 <w:rStyle w:val="Textedelespacerserv"/>
@@ -25497,6 +27337,7 @@
               <w:t>gitignore</w:t>
             </w:r>
             <w:proofErr w:type="spellEnd"/>
+            <w:proofErr w:type="gramEnd"/>
             <w:r>
               <w:rPr>
                 <w:rStyle w:val="Textedelespacerserv"/>
@@ -25534,7 +27375,17 @@
                 <w:sz w:val="24"/>
                 <w:szCs w:val="24"/>
               </w:rPr>
-              <w:t>Exemple d’un fichier .</w:t>
+              <w:t xml:space="preserve">Exemple d’un </w:t>
+            </w:r>
+            <w:proofErr w:type="gramStart"/>
+            <w:r>
+              <w:rPr>
+                <w:rStyle w:val="Textedelespacerserv"/>
+                <w:color w:val="000000" w:themeColor="text1"/>
+                <w:sz w:val="24"/>
+                <w:szCs w:val="24"/>
+              </w:rPr>
+              <w:t>fichier .</w:t>
             </w:r>
             <w:proofErr w:type="spellStart"/>
             <w:r>
@@ -25547,6 +27398,7 @@
               <w:t>gitignore</w:t>
             </w:r>
             <w:proofErr w:type="spellEnd"/>
+            <w:proofErr w:type="gramEnd"/>
             <w:r>
               <w:rPr>
                 <w:rStyle w:val="Textedelespacerserv"/>
@@ -25631,7 +27483,17 @@
                 <w:sz w:val="24"/>
                 <w:szCs w:val="24"/>
               </w:rPr>
-              <w:t>Exemple d’un fichier .</w:t>
+              <w:t xml:space="preserve">Exemple d’un </w:t>
+            </w:r>
+            <w:proofErr w:type="gramStart"/>
+            <w:r>
+              <w:rPr>
+                <w:rStyle w:val="Textedelespacerserv"/>
+                <w:color w:val="000000" w:themeColor="text1"/>
+                <w:sz w:val="24"/>
+                <w:szCs w:val="24"/>
+              </w:rPr>
+              <w:t>fichier .</w:t>
             </w:r>
             <w:proofErr w:type="spellStart"/>
             <w:r>
@@ -25644,6 +27506,7 @@
               <w:t>env</w:t>
             </w:r>
             <w:proofErr w:type="spellEnd"/>
+            <w:proofErr w:type="gramEnd"/>
             <w:r>
               <w:rPr>
                 <w:rStyle w:val="Textedelespacerserv"/>
@@ -25836,6 +27699,7 @@
                 <w:szCs w:val="24"/>
               </w:rPr>
             </w:pPr>
+            <w:proofErr w:type="gramStart"/>
             <w:r>
               <w:rPr>
                 <w:rStyle w:val="Textedelespacerserv"/>
@@ -25852,7 +27716,17 @@
                 <w:sz w:val="24"/>
                 <w:szCs w:val="24"/>
               </w:rPr>
-              <w:t>es micro</w:t>
+              <w:t>es</w:t>
+            </w:r>
+            <w:proofErr w:type="gramEnd"/>
+            <w:r>
+              <w:rPr>
+                <w:rStyle w:val="Textedelespacerserv"/>
+                <w:color w:val="000000" w:themeColor="text1"/>
+                <w:sz w:val="24"/>
+                <w:szCs w:val="24"/>
+              </w:rPr>
+              <w:t xml:space="preserve"> micro</w:t>
             </w:r>
             <w:r>
               <w:rPr>
@@ -25897,7 +27771,17 @@
                 <w:sz w:val="24"/>
                 <w:szCs w:val="24"/>
               </w:rPr>
-              <w:t xml:space="preserve"> un fichier .</w:t>
+              <w:t xml:space="preserve"> un </w:t>
+            </w:r>
+            <w:proofErr w:type="gramStart"/>
+            <w:r>
+              <w:rPr>
+                <w:rStyle w:val="Textedelespacerserv"/>
+                <w:color w:val="000000" w:themeColor="text1"/>
+                <w:sz w:val="24"/>
+                <w:szCs w:val="24"/>
+              </w:rPr>
+              <w:t>fichier .</w:t>
             </w:r>
             <w:r>
               <w:rPr>
@@ -25908,6 +27792,7 @@
               </w:rPr>
               <w:t>Jar</w:t>
             </w:r>
+            <w:proofErr w:type="gramEnd"/>
             <w:r>
               <w:rPr>
                 <w:rStyle w:val="Textedelespacerserv"/>
@@ -26018,8 +27903,19 @@
                 <w:sz w:val="24"/>
                 <w:szCs w:val="24"/>
               </w:rPr>
-              <w:t xml:space="preserve"> à la racine du package de mon micro service</w:t>
-            </w:r>
+              <w:t xml:space="preserve"> à la racine du package de mon </w:t>
+            </w:r>
+            <w:proofErr w:type="gramStart"/>
+            <w:r>
+              <w:rPr>
+                <w:rStyle w:val="Textedelespacerserv"/>
+                <w:color w:val="000000" w:themeColor="text1"/>
+                <w:sz w:val="24"/>
+                <w:szCs w:val="24"/>
+              </w:rPr>
+              <w:t>micro service</w:t>
+            </w:r>
+            <w:proofErr w:type="gramEnd"/>
             <w:r>
               <w:rPr>
                 <w:rStyle w:val="Textedelespacerserv"/>
@@ -26392,7 +28288,47 @@
                 <w:sz w:val="24"/>
                 <w:szCs w:val="24"/>
               </w:rPr>
-              <w:t xml:space="preserve">nommer mon image, le . indique </w:t>
+              <w:t xml:space="preserve">nommer mon image, </w:t>
+            </w:r>
+            <w:proofErr w:type="gramStart"/>
+            <w:r>
+              <w:rPr>
+                <w:rStyle w:val="Textedelespacerserv"/>
+                <w:color w:val="000000" w:themeColor="text1"/>
+                <w:sz w:val="24"/>
+                <w:szCs w:val="24"/>
+              </w:rPr>
+              <w:t>le .</w:t>
+            </w:r>
+            <w:proofErr w:type="gramEnd"/>
+            <w:r>
+              <w:rPr>
+                <w:rStyle w:val="Textedelespacerserv"/>
+                <w:color w:val="000000" w:themeColor="text1"/>
+                <w:sz w:val="24"/>
+                <w:szCs w:val="24"/>
+              </w:rPr>
+              <w:t xml:space="preserve"> </w:t>
+            </w:r>
+            <w:proofErr w:type="gramStart"/>
+            <w:r>
+              <w:rPr>
+                <w:rStyle w:val="Textedelespacerserv"/>
+                <w:color w:val="000000" w:themeColor="text1"/>
+                <w:sz w:val="24"/>
+                <w:szCs w:val="24"/>
+              </w:rPr>
+              <w:t>indique</w:t>
+            </w:r>
+            <w:proofErr w:type="gramEnd"/>
+            <w:r>
+              <w:rPr>
+                <w:rStyle w:val="Textedelespacerserv"/>
+                <w:color w:val="000000" w:themeColor="text1"/>
+                <w:sz w:val="24"/>
+                <w:szCs w:val="24"/>
+              </w:rPr>
+              <w:t xml:space="preserve"> </w:t>
             </w:r>
             <w:r>
               <w:rPr>
@@ -26661,7 +28597,27 @@
                 <w:sz w:val="24"/>
                 <w:szCs w:val="24"/>
               </w:rPr>
-              <w:t xml:space="preserve">, les rendant plus légers en terme de taille et </w:t>
+              <w:t xml:space="preserve">, les rendant plus légers </w:t>
+            </w:r>
+            <w:proofErr w:type="gramStart"/>
+            <w:r>
+              <w:rPr>
+                <w:rStyle w:val="Textedelespacerserv"/>
+                <w:color w:val="000000" w:themeColor="text1"/>
+                <w:sz w:val="24"/>
+                <w:szCs w:val="24"/>
+              </w:rPr>
+              <w:t>en terme de</w:t>
+            </w:r>
+            <w:proofErr w:type="gramEnd"/>
+            <w:r>
+              <w:rPr>
+                <w:rStyle w:val="Textedelespacerserv"/>
+                <w:color w:val="000000" w:themeColor="text1"/>
+                <w:sz w:val="24"/>
+                <w:szCs w:val="24"/>
+              </w:rPr>
+              <w:t xml:space="preserve"> taille et </w:t>
             </w:r>
             <w:r>
               <w:rPr>
@@ -27763,6 +29719,7 @@
               <w:pStyle w:val="Standard"/>
               <w:spacing w:after="0" w:line="240" w:lineRule="auto"/>
             </w:pPr>
+            <w:proofErr w:type="gramStart"/>
             <w:r>
               <w:rPr>
                 <w:rFonts w:cs="Calibri"/>
@@ -27771,6 +29728,7 @@
               </w:rPr>
               <w:t>au</w:t>
             </w:r>
+            <w:proofErr w:type="gramEnd"/>
           </w:p>
         </w:tc>
         <w:tc>
@@ -28124,7 +30082,29 @@
                 <w:sz w:val="28"/>
                 <w:szCs w:val="28"/>
               </w:rPr>
-              <w:t>(facultatif)</w:t>
+              <w:t>(</w:t>
+            </w:r>
+            <w:proofErr w:type="gramStart"/>
+            <w:r>
+              <w:rPr>
+                <w:rFonts w:cs="Calibri"/>
+                <w:i/>
+                <w:color w:val="404040"/>
+                <w:sz w:val="28"/>
+                <w:szCs w:val="28"/>
+              </w:rPr>
+              <w:t>facultatif</w:t>
+            </w:r>
+            <w:proofErr w:type="gramEnd"/>
+            <w:r>
+              <w:rPr>
+                <w:rFonts w:cs="Calibri"/>
+                <w:i/>
+                <w:color w:val="404040"/>
+                <w:sz w:val="28"/>
+                <w:szCs w:val="28"/>
+              </w:rPr>
+              <w:t>)</w:t>
             </w:r>
           </w:p>
           <w:p>
@@ -29625,6 +31605,7 @@
         <w:pStyle w:val="Standard"/>
         <w:spacing w:after="0" w:line="480" w:lineRule="auto"/>
       </w:pPr>
+      <w:proofErr w:type="gramStart"/>
       <w:r>
         <w:rPr>
           <w:rFonts w:cs="Calibri"/>
@@ -29632,7 +31613,17 @@
           <w:sz w:val="24"/>
           <w:szCs w:val="24"/>
         </w:rPr>
-        <w:t>déclare sur l’honneur que les renseignements fournis dans ce dossier sont exacts et que je suis l’auteur(e) des réalisations jointes.</w:t>
+        <w:t>déclare</w:t>
+      </w:r>
+      <w:proofErr w:type="gramEnd"/>
+      <w:r>
+        <w:rPr>
+          <w:rFonts w:cs="Calibri"/>
+          <w:color w:val="404040"/>
+          <w:sz w:val="24"/>
+          <w:szCs w:val="24"/>
+        </w:rPr>
+        <w:t xml:space="preserve"> sur l’honneur que les renseignements fournis dans ce dossier sont exacts et que je suis l’auteur(e) des réalisations jointes.</w:t>
       </w:r>
     </w:p>
     <w:p>
@@ -29724,6 +31715,7 @@
         </w:tabs>
         <w:spacing w:line="360" w:lineRule="auto"/>
       </w:pPr>
+      <w:proofErr w:type="gramStart"/>
       <w:r>
         <w:rPr>
           <w:rFonts w:cs="Calibri"/>
@@ -29731,7 +31723,17 @@
           <w:sz w:val="24"/>
           <w:szCs w:val="24"/>
         </w:rPr>
-        <w:t>pour faire valoir ce que de droit.</w:t>
+        <w:t>pour</w:t>
+      </w:r>
+      <w:proofErr w:type="gramEnd"/>
+      <w:r>
+        <w:rPr>
+          <w:rFonts w:cs="Calibri"/>
+          <w:color w:val="404040"/>
+          <w:sz w:val="24"/>
+          <w:szCs w:val="24"/>
+        </w:rPr>
+        <w:t xml:space="preserve"> faire valoir ce que de droit.</w:t>
       </w:r>
     </w:p>
     <w:p>
@@ -29951,7 +31953,29 @@
                 <w:sz w:val="28"/>
                 <w:szCs w:val="28"/>
               </w:rPr>
-              <w:t>(facultatif)</w:t>
+              <w:t>(</w:t>
+            </w:r>
+            <w:proofErr w:type="gramStart"/>
+            <w:r>
+              <w:rPr>
+                <w:rFonts w:cs="Calibri"/>
+                <w:i/>
+                <w:color w:val="404040"/>
+                <w:sz w:val="28"/>
+                <w:szCs w:val="28"/>
+              </w:rPr>
+              <w:t>facultatif</w:t>
+            </w:r>
+            <w:proofErr w:type="gramEnd"/>
+            <w:r>
+              <w:rPr>
+                <w:rFonts w:cs="Calibri"/>
+                <w:i/>
+                <w:color w:val="404040"/>
+                <w:sz w:val="28"/>
+                <w:szCs w:val="28"/>
+              </w:rPr>
+              <w:t>)</w:t>
             </w:r>
           </w:p>
           <w:p>
@@ -36486,7 +38510,6 @@
     <w:basedOn w:val="Policepardfaut"/>
     <w:link w:val="Titre3"/>
     <w:uiPriority w:val="9"/>
-    <w:semiHidden/>
     <w:rsid w:val="00381F8E"/>
     <w:rPr>
       <w:rFonts w:asciiTheme="majorHAnsi" w:eastAsiaTheme="majorEastAsia" w:hAnsiTheme="majorHAnsi" w:cstheme="majorBidi"/>
